--- a/BIT4138 active Logbook. (Copy).docx
+++ b/BIT4138 active Logbook. (Copy).docx
@@ -8643,6 +8643,1711 @@
         <w:t>Hashing is irreversible because the algorithm compresses data into a fixed output with no way back. Storing plain text passwords is dangerous, bcrypt hashing protects users even if the database leaks. The authentication workflow hashes the login attempt and compares it to the stored hash. I improved security by adding salting and strength validation.</w:t>
       </w:r>
     </w:p>
+    <w:p>
+      <w:pPr>
+        <w:pStyle w:val="Normal"/>
+        <w:numPr>
+          <w:ilvl w:val="0"/>
+          <w:numId w:val="0"/>
+        </w:numPr>
+        <w:spacing w:lineRule="auto" w:line="240" w:before="280" w:after="280"/>
+        <w:ind w:hanging="0" w:start="0"/>
+        <w:outlineLvl w:val="0"/>
+        <w:rPr>
+          <w:rFonts w:ascii="Times New Roman" w:hAnsi="Times New Roman" w:eastAsia="Times New Roman" w:cs="Times New Roman"/>
+          <w:b/>
+          <w:bCs/>
+          <w:kern w:val="2"/>
+          <w:sz w:val="48"/>
+          <w:szCs w:val="48"/>
+        </w:rPr>
+      </w:pPr>
+      <w:r>
+        <w:rPr>
+          <w:rFonts w:eastAsia="Times New Roman" w:cs="Times New Roman" w:ascii="Times New Roman" w:hAnsi="Times New Roman"/>
+          <w:b/>
+          <w:bCs/>
+          <w:kern w:val="2"/>
+          <w:sz w:val="48"/>
+          <w:szCs w:val="48"/>
+        </w:rPr>
+      </w:r>
+      <w:r>
+        <w:br w:type="page"/>
+      </w:r>
+    </w:p>
+    <w:p>
+      <w:pPr>
+        <w:pStyle w:val="Normal"/>
+        <w:numPr>
+          <w:ilvl w:val="0"/>
+          <w:numId w:val="0"/>
+        </w:numPr>
+        <w:spacing w:lineRule="auto" w:line="240" w:before="280" w:after="280"/>
+        <w:ind w:hanging="0" w:start="0"/>
+        <w:outlineLvl w:val="0"/>
+        <w:rPr>
+          <w:rFonts w:ascii="Times New Roman" w:hAnsi="Times New Roman" w:eastAsia="Times New Roman" w:cs="Times New Roman"/>
+          <w:b/>
+          <w:bCs/>
+          <w:kern w:val="2"/>
+          <w:sz w:val="48"/>
+          <w:szCs w:val="48"/>
+        </w:rPr>
+      </w:pPr>
+      <w:bookmarkStart w:id="51" w:name="__RefHeading___Toc2809_592102855"/>
+      <w:bookmarkEnd w:id="51"/>
+      <w:r>
+        <w:rPr>
+          <w:rFonts w:eastAsia="Times New Roman" w:cs="Times New Roman" w:ascii="Times New Roman" w:hAnsi="Times New Roman"/>
+          <w:b/>
+          <w:bCs/>
+          <w:kern w:val="2"/>
+          <w:sz w:val="48"/>
+          <w:szCs w:val="48"/>
+        </w:rPr>
+        <w:t>Week 7: Digital Signatures and Certificates</w:t>
+      </w:r>
+    </w:p>
+    <w:p>
+      <w:pPr>
+        <w:pStyle w:val="Normal"/>
+        <w:numPr>
+          <w:ilvl w:val="0"/>
+          <w:numId w:val="0"/>
+        </w:numPr>
+        <w:spacing w:lineRule="auto" w:line="240" w:before="280" w:after="280"/>
+        <w:ind w:hanging="0" w:start="0"/>
+        <w:outlineLvl w:val="1"/>
+        <w:rPr>
+          <w:rFonts w:ascii="Times New Roman" w:hAnsi="Times New Roman" w:eastAsia="Times New Roman" w:cs="Times New Roman"/>
+          <w:b/>
+          <w:bCs/>
+          <w:sz w:val="36"/>
+          <w:szCs w:val="36"/>
+        </w:rPr>
+      </w:pPr>
+      <w:bookmarkStart w:id="52" w:name="__RefHeading___Toc2811_592102855"/>
+      <w:bookmarkEnd w:id="52"/>
+      <w:r>
+        <w:rPr>
+          <w:rFonts w:eastAsia="Times New Roman" w:cs="Times New Roman" w:ascii="Times New Roman" w:hAnsi="Times New Roman"/>
+          <w:b/>
+          <w:bCs/>
+          <w:sz w:val="36"/>
+          <w:szCs w:val="36"/>
+        </w:rPr>
+        <w:t>Title</w:t>
+      </w:r>
+    </w:p>
+    <w:p>
+      <w:pPr>
+        <w:pStyle w:val="Normal"/>
+        <w:spacing w:lineRule="auto" w:line="240" w:before="280" w:after="280"/>
+        <w:rPr>
+          <w:rFonts w:ascii="Times New Roman" w:hAnsi="Times New Roman" w:eastAsia="Times New Roman" w:cs="Times New Roman"/>
+          <w:sz w:val="24"/>
+          <w:szCs w:val="24"/>
+        </w:rPr>
+      </w:pPr>
+      <w:r>
+        <w:rPr>
+          <w:rFonts w:eastAsia="Times New Roman" w:cs="Times New Roman" w:ascii="Times New Roman" w:hAnsi="Times New Roman"/>
+          <w:sz w:val="24"/>
+          <w:szCs w:val="24"/>
+        </w:rPr>
+        <w:t>Digital Signature Implementation and Certificate Management</w:t>
+      </w:r>
+    </w:p>
+    <w:p>
+      <w:pPr>
+        <w:pStyle w:val="Normal"/>
+        <w:numPr>
+          <w:ilvl w:val="0"/>
+          <w:numId w:val="0"/>
+        </w:numPr>
+        <w:spacing w:lineRule="auto" w:line="240" w:before="280" w:after="280"/>
+        <w:ind w:hanging="0" w:start="0"/>
+        <w:outlineLvl w:val="1"/>
+        <w:rPr>
+          <w:rFonts w:ascii="Times New Roman" w:hAnsi="Times New Roman" w:eastAsia="Times New Roman" w:cs="Times New Roman"/>
+          <w:b/>
+          <w:bCs/>
+          <w:sz w:val="36"/>
+          <w:szCs w:val="36"/>
+        </w:rPr>
+      </w:pPr>
+      <w:bookmarkStart w:id="53" w:name="__RefHeading___Toc2813_592102855"/>
+      <w:bookmarkEnd w:id="53"/>
+      <w:r>
+        <w:rPr>
+          <w:rFonts w:eastAsia="Times New Roman" w:cs="Times New Roman" w:ascii="Times New Roman" w:hAnsi="Times New Roman"/>
+          <w:b/>
+          <w:bCs/>
+          <w:sz w:val="36"/>
+          <w:szCs w:val="36"/>
+        </w:rPr>
+        <w:t>Required Evidence</w:t>
+      </w:r>
+    </w:p>
+    <w:p>
+      <w:pPr>
+        <w:pStyle w:val="Normal"/>
+        <w:numPr>
+          <w:ilvl w:val="0"/>
+          <w:numId w:val="0"/>
+        </w:numPr>
+        <w:spacing w:lineRule="auto" w:line="240" w:before="280" w:after="280"/>
+        <w:ind w:hanging="0" w:start="0"/>
+        <w:outlineLvl w:val="2"/>
+        <w:rPr>
+          <w:rFonts w:ascii="Times New Roman" w:hAnsi="Times New Roman" w:eastAsia="Times New Roman" w:cs="Times New Roman"/>
+          <w:b/>
+          <w:bCs/>
+          <w:sz w:val="27"/>
+          <w:szCs w:val="27"/>
+        </w:rPr>
+      </w:pPr>
+      <w:r>
+        <w:rPr>
+          <w:rFonts w:eastAsia="Times New Roman" w:cs="Times New Roman" w:ascii="Times New Roman" w:hAnsi="Times New Roman"/>
+          <w:b/>
+          <w:bCs/>
+          <w:sz w:val="27"/>
+          <w:szCs w:val="27"/>
+        </w:rPr>
+        <w:drawing>
+          <wp:anchor distT="0" distB="0" distL="0" distR="0" simplePos="0" relativeHeight="33" behindDoc="0" locked="0" layoutInCell="0" allowOverlap="1">
+            <wp:simplePos x="0" y="0"/>
+            <wp:positionH relativeFrom="column">
+              <wp:align>center</wp:align>
+            </wp:positionH>
+            <wp:positionV relativeFrom="paragraph">
+              <wp:posOffset>635</wp:posOffset>
+            </wp:positionV>
+            <wp:extent cx="5943600" cy="4765040"/>
+            <wp:effectExtent l="0" t="0" r="0" b="0"/>
+            <wp:wrapSquare wrapText="largest"/>
+            <wp:docPr id="32" name="Image32"/>
+            <wp:cNvGraphicFramePr>
+              <a:graphicFrameLocks xmlns:a="http://schemas.openxmlformats.org/drawingml/2006/main" noChangeAspect="1"/>
+            </wp:cNvGraphicFramePr>
+            <a:graphic xmlns:a="http://schemas.openxmlformats.org/drawingml/2006/main">
+              <a:graphicData uri="http://schemas.openxmlformats.org/drawingml/2006/picture">
+                <pic:pic xmlns:pic="http://schemas.openxmlformats.org/drawingml/2006/picture">
+                  <pic:nvPicPr>
+                    <pic:cNvPr id="32" name="Image32"/>
+                    <pic:cNvPicPr>
+                      <a:picLocks noChangeAspect="1" noChangeArrowheads="1"/>
+                    </pic:cNvPicPr>
+                  </pic:nvPicPr>
+                  <pic:blipFill>
+                    <a:blip r:embed="rId34"/>
+                    <a:stretch>
+                      <a:fillRect/>
+                    </a:stretch>
+                  </pic:blipFill>
+                  <pic:spPr bwMode="auto">
+                    <a:xfrm>
+                      <a:off x="0" y="0"/>
+                      <a:ext cx="5943600" cy="4765040"/>
+                    </a:xfrm>
+                    <a:prstGeom prst="rect">
+                      <a:avLst/>
+                    </a:prstGeom>
+                    <a:noFill/>
+                  </pic:spPr>
+                </pic:pic>
+              </a:graphicData>
+            </a:graphic>
+          </wp:anchor>
+        </w:drawing>
+      </w:r>
+    </w:p>
+    <w:p>
+      <w:pPr>
+        <w:pStyle w:val="Normal"/>
+        <w:numPr>
+          <w:ilvl w:val="0"/>
+          <w:numId w:val="0"/>
+        </w:numPr>
+        <w:spacing w:lineRule="auto" w:line="240" w:before="280" w:after="280"/>
+        <w:ind w:hanging="0" w:start="0"/>
+        <w:outlineLvl w:val="2"/>
+        <w:rPr>
+          <w:rFonts w:ascii="Times New Roman" w:hAnsi="Times New Roman" w:eastAsia="Times New Roman" w:cs="Times New Roman"/>
+          <w:b/>
+          <w:bCs/>
+          <w:sz w:val="27"/>
+          <w:szCs w:val="27"/>
+        </w:rPr>
+      </w:pPr>
+      <w:bookmarkStart w:id="54" w:name="__RefHeading___Toc2815_592102855"/>
+      <w:bookmarkEnd w:id="54"/>
+      <w:r>
+        <w:rPr>
+          <w:rFonts w:eastAsia="Times New Roman" w:cs="Times New Roman" w:ascii="Times New Roman" w:hAnsi="Times New Roman"/>
+          <w:b/>
+          <w:bCs/>
+          <w:sz w:val="27"/>
+          <w:szCs w:val="27"/>
+        </w:rPr>
+        <w:t>Fig 1: Digital Signature Generation</w:t>
+      </w:r>
+    </w:p>
+    <w:p>
+      <w:pPr>
+        <w:pStyle w:val="Normal"/>
+        <w:numPr>
+          <w:ilvl w:val="0"/>
+          <w:numId w:val="0"/>
+        </w:numPr>
+        <w:spacing w:lineRule="auto" w:line="240" w:before="280" w:after="280"/>
+        <w:ind w:hanging="0" w:start="0"/>
+        <w:outlineLvl w:val="2"/>
+        <w:rPr>
+          <w:rFonts w:ascii="Times New Roman" w:hAnsi="Times New Roman" w:eastAsia="Times New Roman" w:cs="Times New Roman"/>
+          <w:b/>
+          <w:bCs/>
+          <w:sz w:val="27"/>
+          <w:szCs w:val="27"/>
+        </w:rPr>
+      </w:pPr>
+      <w:r>
+        <w:rPr>
+          <w:rFonts w:eastAsia="Times New Roman" w:cs="Times New Roman" w:ascii="Times New Roman" w:hAnsi="Times New Roman"/>
+          <w:b/>
+          <w:bCs/>
+          <w:sz w:val="27"/>
+          <w:szCs w:val="27"/>
+        </w:rPr>
+        <w:drawing>
+          <wp:anchor distT="0" distB="0" distL="0" distR="0" simplePos="0" relativeHeight="34" behindDoc="0" locked="0" layoutInCell="0" allowOverlap="1">
+            <wp:simplePos x="0" y="0"/>
+            <wp:positionH relativeFrom="column">
+              <wp:align>center</wp:align>
+            </wp:positionH>
+            <wp:positionV relativeFrom="paragraph">
+              <wp:posOffset>635</wp:posOffset>
+            </wp:positionV>
+            <wp:extent cx="5124450" cy="4267200"/>
+            <wp:effectExtent l="0" t="0" r="0" b="0"/>
+            <wp:wrapSquare wrapText="largest"/>
+            <wp:docPr id="33" name="Image33"/>
+            <wp:cNvGraphicFramePr>
+              <a:graphicFrameLocks xmlns:a="http://schemas.openxmlformats.org/drawingml/2006/main" noChangeAspect="1"/>
+            </wp:cNvGraphicFramePr>
+            <a:graphic xmlns:a="http://schemas.openxmlformats.org/drawingml/2006/main">
+              <a:graphicData uri="http://schemas.openxmlformats.org/drawingml/2006/picture">
+                <pic:pic xmlns:pic="http://schemas.openxmlformats.org/drawingml/2006/picture">
+                  <pic:nvPicPr>
+                    <pic:cNvPr id="33" name="Image33"/>
+                    <pic:cNvPicPr>
+                      <a:picLocks noChangeAspect="1" noChangeArrowheads="1"/>
+                    </pic:cNvPicPr>
+                  </pic:nvPicPr>
+                  <pic:blipFill>
+                    <a:blip r:embed="rId35"/>
+                    <a:stretch>
+                      <a:fillRect/>
+                    </a:stretch>
+                  </pic:blipFill>
+                  <pic:spPr bwMode="auto">
+                    <a:xfrm>
+                      <a:off x="0" y="0"/>
+                      <a:ext cx="5124450" cy="4267200"/>
+                    </a:xfrm>
+                    <a:prstGeom prst="rect">
+                      <a:avLst/>
+                    </a:prstGeom>
+                    <a:noFill/>
+                  </pic:spPr>
+                </pic:pic>
+              </a:graphicData>
+            </a:graphic>
+          </wp:anchor>
+        </w:drawing>
+      </w:r>
+    </w:p>
+    <w:p>
+      <w:pPr>
+        <w:pStyle w:val="Normal"/>
+        <w:numPr>
+          <w:ilvl w:val="0"/>
+          <w:numId w:val="0"/>
+        </w:numPr>
+        <w:spacing w:lineRule="auto" w:line="240" w:before="280" w:after="280"/>
+        <w:ind w:hanging="0" w:start="0"/>
+        <w:outlineLvl w:val="2"/>
+        <w:rPr>
+          <w:rFonts w:ascii="Times New Roman" w:hAnsi="Times New Roman" w:eastAsia="Times New Roman" w:cs="Times New Roman"/>
+          <w:b/>
+          <w:bCs/>
+          <w:sz w:val="27"/>
+          <w:szCs w:val="27"/>
+        </w:rPr>
+      </w:pPr>
+      <w:r>
+        <w:rPr>
+          <w:rFonts w:eastAsia="Times New Roman" w:cs="Times New Roman" w:ascii="Times New Roman" w:hAnsi="Times New Roman"/>
+          <w:b/>
+          <w:bCs/>
+          <w:sz w:val="27"/>
+          <w:szCs w:val="27"/>
+        </w:rPr>
+      </w:r>
+    </w:p>
+    <w:p>
+      <w:pPr>
+        <w:pStyle w:val="Normal"/>
+        <w:numPr>
+          <w:ilvl w:val="0"/>
+          <w:numId w:val="0"/>
+        </w:numPr>
+        <w:spacing w:lineRule="auto" w:line="240" w:before="280" w:after="280"/>
+        <w:ind w:hanging="0" w:start="0"/>
+        <w:outlineLvl w:val="2"/>
+        <w:rPr>
+          <w:rFonts w:ascii="Times New Roman" w:hAnsi="Times New Roman" w:eastAsia="Times New Roman" w:cs="Times New Roman"/>
+          <w:b/>
+          <w:bCs/>
+          <w:sz w:val="27"/>
+          <w:szCs w:val="27"/>
+        </w:rPr>
+      </w:pPr>
+      <w:r>
+        <w:rPr>
+          <w:rFonts w:eastAsia="Times New Roman" w:cs="Times New Roman" w:ascii="Times New Roman" w:hAnsi="Times New Roman"/>
+          <w:b/>
+          <w:bCs/>
+          <w:sz w:val="27"/>
+          <w:szCs w:val="27"/>
+        </w:rPr>
+      </w:r>
+    </w:p>
+    <w:p>
+      <w:pPr>
+        <w:pStyle w:val="Normal"/>
+        <w:numPr>
+          <w:ilvl w:val="0"/>
+          <w:numId w:val="0"/>
+        </w:numPr>
+        <w:spacing w:lineRule="auto" w:line="240" w:before="280" w:after="280"/>
+        <w:ind w:hanging="0" w:start="0"/>
+        <w:outlineLvl w:val="2"/>
+        <w:rPr>
+          <w:rFonts w:ascii="Times New Roman" w:hAnsi="Times New Roman" w:eastAsia="Times New Roman" w:cs="Times New Roman"/>
+          <w:b/>
+          <w:bCs/>
+          <w:sz w:val="27"/>
+          <w:szCs w:val="27"/>
+        </w:rPr>
+      </w:pPr>
+      <w:r>
+        <w:rPr>
+          <w:rFonts w:eastAsia="Times New Roman" w:cs="Times New Roman" w:ascii="Times New Roman" w:hAnsi="Times New Roman"/>
+          <w:b/>
+          <w:bCs/>
+          <w:sz w:val="27"/>
+          <w:szCs w:val="27"/>
+        </w:rPr>
+      </w:r>
+    </w:p>
+    <w:p>
+      <w:pPr>
+        <w:pStyle w:val="Normal"/>
+        <w:numPr>
+          <w:ilvl w:val="0"/>
+          <w:numId w:val="0"/>
+        </w:numPr>
+        <w:spacing w:lineRule="auto" w:line="240" w:before="280" w:after="280"/>
+        <w:ind w:hanging="0" w:start="0"/>
+        <w:outlineLvl w:val="2"/>
+        <w:rPr>
+          <w:rFonts w:ascii="Times New Roman" w:hAnsi="Times New Roman" w:eastAsia="Times New Roman" w:cs="Times New Roman"/>
+          <w:b/>
+          <w:bCs/>
+          <w:sz w:val="27"/>
+          <w:szCs w:val="27"/>
+        </w:rPr>
+      </w:pPr>
+      <w:r>
+        <w:rPr>
+          <w:rFonts w:eastAsia="Times New Roman" w:cs="Times New Roman" w:ascii="Times New Roman" w:hAnsi="Times New Roman"/>
+          <w:b/>
+          <w:bCs/>
+          <w:sz w:val="27"/>
+          <w:szCs w:val="27"/>
+        </w:rPr>
+      </w:r>
+    </w:p>
+    <w:p>
+      <w:pPr>
+        <w:pStyle w:val="Normal"/>
+        <w:numPr>
+          <w:ilvl w:val="0"/>
+          <w:numId w:val="0"/>
+        </w:numPr>
+        <w:spacing w:lineRule="auto" w:line="240" w:before="280" w:after="280"/>
+        <w:ind w:hanging="0" w:start="0"/>
+        <w:outlineLvl w:val="2"/>
+        <w:rPr>
+          <w:rFonts w:ascii="Times New Roman" w:hAnsi="Times New Roman" w:eastAsia="Times New Roman" w:cs="Times New Roman"/>
+          <w:b/>
+          <w:bCs/>
+          <w:sz w:val="27"/>
+          <w:szCs w:val="27"/>
+        </w:rPr>
+      </w:pPr>
+      <w:r>
+        <w:rPr>
+          <w:rFonts w:eastAsia="Times New Roman" w:cs="Times New Roman" w:ascii="Times New Roman" w:hAnsi="Times New Roman"/>
+          <w:b/>
+          <w:bCs/>
+          <w:sz w:val="27"/>
+          <w:szCs w:val="27"/>
+        </w:rPr>
+      </w:r>
+    </w:p>
+    <w:p>
+      <w:pPr>
+        <w:pStyle w:val="Normal"/>
+        <w:numPr>
+          <w:ilvl w:val="0"/>
+          <w:numId w:val="0"/>
+        </w:numPr>
+        <w:spacing w:lineRule="auto" w:line="240" w:before="280" w:after="280"/>
+        <w:ind w:hanging="0" w:start="0"/>
+        <w:outlineLvl w:val="2"/>
+        <w:rPr>
+          <w:rFonts w:ascii="Times New Roman" w:hAnsi="Times New Roman" w:eastAsia="Times New Roman" w:cs="Times New Roman"/>
+          <w:b/>
+          <w:bCs/>
+          <w:sz w:val="27"/>
+          <w:szCs w:val="27"/>
+        </w:rPr>
+      </w:pPr>
+      <w:r>
+        <w:rPr>
+          <w:rFonts w:eastAsia="Times New Roman" w:cs="Times New Roman" w:ascii="Times New Roman" w:hAnsi="Times New Roman"/>
+          <w:b/>
+          <w:bCs/>
+          <w:sz w:val="27"/>
+          <w:szCs w:val="27"/>
+        </w:rPr>
+      </w:r>
+    </w:p>
+    <w:p>
+      <w:pPr>
+        <w:pStyle w:val="Normal"/>
+        <w:numPr>
+          <w:ilvl w:val="0"/>
+          <w:numId w:val="0"/>
+        </w:numPr>
+        <w:spacing w:lineRule="auto" w:line="240" w:before="280" w:after="280"/>
+        <w:ind w:hanging="0" w:start="0"/>
+        <w:outlineLvl w:val="2"/>
+        <w:rPr>
+          <w:rFonts w:ascii="Times New Roman" w:hAnsi="Times New Roman" w:eastAsia="Times New Roman" w:cs="Times New Roman"/>
+          <w:b/>
+          <w:bCs/>
+          <w:sz w:val="27"/>
+          <w:szCs w:val="27"/>
+        </w:rPr>
+      </w:pPr>
+      <w:r>
+        <w:rPr>
+          <w:rFonts w:eastAsia="Times New Roman" w:cs="Times New Roman" w:ascii="Times New Roman" w:hAnsi="Times New Roman"/>
+          <w:b/>
+          <w:bCs/>
+          <w:sz w:val="27"/>
+          <w:szCs w:val="27"/>
+        </w:rPr>
+      </w:r>
+    </w:p>
+    <w:p>
+      <w:pPr>
+        <w:pStyle w:val="Normal"/>
+        <w:numPr>
+          <w:ilvl w:val="0"/>
+          <w:numId w:val="0"/>
+        </w:numPr>
+        <w:spacing w:lineRule="auto" w:line="240" w:before="280" w:after="280"/>
+        <w:ind w:hanging="0" w:start="0"/>
+        <w:outlineLvl w:val="2"/>
+        <w:rPr>
+          <w:rFonts w:ascii="Times New Roman" w:hAnsi="Times New Roman" w:eastAsia="Times New Roman" w:cs="Times New Roman"/>
+          <w:b/>
+          <w:bCs/>
+          <w:sz w:val="27"/>
+          <w:szCs w:val="27"/>
+        </w:rPr>
+      </w:pPr>
+      <w:r>
+        <w:rPr>
+          <w:rFonts w:eastAsia="Times New Roman" w:cs="Times New Roman" w:ascii="Times New Roman" w:hAnsi="Times New Roman"/>
+          <w:b/>
+          <w:bCs/>
+          <w:sz w:val="27"/>
+          <w:szCs w:val="27"/>
+        </w:rPr>
+      </w:r>
+    </w:p>
+    <w:p>
+      <w:pPr>
+        <w:pStyle w:val="Normal"/>
+        <w:numPr>
+          <w:ilvl w:val="0"/>
+          <w:numId w:val="0"/>
+        </w:numPr>
+        <w:spacing w:lineRule="auto" w:line="240" w:before="280" w:after="280"/>
+        <w:ind w:hanging="0" w:start="0"/>
+        <w:outlineLvl w:val="2"/>
+        <w:rPr>
+          <w:rFonts w:ascii="Times New Roman" w:hAnsi="Times New Roman" w:eastAsia="Times New Roman" w:cs="Times New Roman"/>
+          <w:b/>
+          <w:bCs/>
+          <w:sz w:val="27"/>
+          <w:szCs w:val="27"/>
+        </w:rPr>
+      </w:pPr>
+      <w:r>
+        <w:rPr>
+          <w:rFonts w:eastAsia="Times New Roman" w:cs="Times New Roman" w:ascii="Times New Roman" w:hAnsi="Times New Roman"/>
+          <w:b/>
+          <w:bCs/>
+          <w:sz w:val="27"/>
+          <w:szCs w:val="27"/>
+        </w:rPr>
+      </w:r>
+    </w:p>
+    <w:p>
+      <w:pPr>
+        <w:pStyle w:val="Normal"/>
+        <w:numPr>
+          <w:ilvl w:val="0"/>
+          <w:numId w:val="0"/>
+        </w:numPr>
+        <w:spacing w:lineRule="auto" w:line="240" w:before="280" w:after="280"/>
+        <w:ind w:hanging="0" w:start="0"/>
+        <w:outlineLvl w:val="2"/>
+        <w:rPr>
+          <w:rFonts w:ascii="Times New Roman" w:hAnsi="Times New Roman" w:eastAsia="Times New Roman" w:cs="Times New Roman"/>
+          <w:b/>
+          <w:bCs/>
+          <w:sz w:val="27"/>
+          <w:szCs w:val="27"/>
+        </w:rPr>
+      </w:pPr>
+      <w:r>
+        <w:rPr>
+          <w:rFonts w:eastAsia="Times New Roman" w:cs="Times New Roman" w:ascii="Times New Roman" w:hAnsi="Times New Roman"/>
+          <w:b/>
+          <w:bCs/>
+          <w:sz w:val="27"/>
+          <w:szCs w:val="27"/>
+        </w:rPr>
+      </w:r>
+    </w:p>
+    <w:p>
+      <w:pPr>
+        <w:pStyle w:val="Normal"/>
+        <w:numPr>
+          <w:ilvl w:val="0"/>
+          <w:numId w:val="0"/>
+        </w:numPr>
+        <w:spacing w:lineRule="auto" w:line="240" w:before="280" w:after="280"/>
+        <w:ind w:hanging="0" w:start="0"/>
+        <w:outlineLvl w:val="2"/>
+        <w:rPr>
+          <w:rFonts w:ascii="Times New Roman" w:hAnsi="Times New Roman" w:eastAsia="Times New Roman" w:cs="Times New Roman"/>
+          <w:b/>
+          <w:bCs/>
+          <w:sz w:val="27"/>
+          <w:szCs w:val="27"/>
+        </w:rPr>
+      </w:pPr>
+      <w:r>
+        <w:rPr>
+          <w:rFonts w:eastAsia="Times New Roman" w:cs="Times New Roman" w:ascii="Times New Roman" w:hAnsi="Times New Roman"/>
+          <w:b/>
+          <w:bCs/>
+          <w:sz w:val="27"/>
+          <w:szCs w:val="27"/>
+        </w:rPr>
+      </w:r>
+    </w:p>
+    <w:p>
+      <w:pPr>
+        <w:pStyle w:val="Normal"/>
+        <w:numPr>
+          <w:ilvl w:val="0"/>
+          <w:numId w:val="0"/>
+        </w:numPr>
+        <w:spacing w:lineRule="auto" w:line="240" w:before="280" w:after="280"/>
+        <w:ind w:hanging="0" w:start="0"/>
+        <w:outlineLvl w:val="2"/>
+        <w:rPr>
+          <w:rFonts w:ascii="Times New Roman" w:hAnsi="Times New Roman" w:eastAsia="Times New Roman" w:cs="Times New Roman"/>
+          <w:b/>
+          <w:bCs/>
+          <w:sz w:val="27"/>
+          <w:szCs w:val="27"/>
+        </w:rPr>
+      </w:pPr>
+      <w:bookmarkStart w:id="55" w:name="__RefHeading___Toc2817_592102855"/>
+      <w:bookmarkEnd w:id="55"/>
+      <w:r>
+        <w:rPr>
+          <w:rFonts w:eastAsia="Times New Roman" w:cs="Times New Roman" w:ascii="Times New Roman" w:hAnsi="Times New Roman"/>
+          <w:b/>
+          <w:bCs/>
+          <w:sz w:val="27"/>
+          <w:szCs w:val="27"/>
+        </w:rPr>
+        <w:t>Fig 2: Signature Verification Process</w:t>
+      </w:r>
+    </w:p>
+    <w:p>
+      <w:pPr>
+        <w:pStyle w:val="Normal"/>
+        <w:numPr>
+          <w:ilvl w:val="0"/>
+          <w:numId w:val="0"/>
+        </w:numPr>
+        <w:spacing w:lineRule="auto" w:line="240" w:before="280" w:after="280"/>
+        <w:ind w:hanging="0" w:start="0"/>
+        <w:outlineLvl w:val="2"/>
+        <w:rPr>
+          <w:rFonts w:ascii="Times New Roman" w:hAnsi="Times New Roman" w:eastAsia="Times New Roman" w:cs="Times New Roman"/>
+          <w:b/>
+          <w:bCs/>
+          <w:sz w:val="27"/>
+          <w:szCs w:val="27"/>
+        </w:rPr>
+      </w:pPr>
+      <w:r>
+        <w:rPr>
+          <w:rFonts w:eastAsia="Times New Roman" w:cs="Times New Roman" w:ascii="Times New Roman" w:hAnsi="Times New Roman"/>
+          <w:b/>
+          <w:bCs/>
+          <w:sz w:val="27"/>
+          <w:szCs w:val="27"/>
+        </w:rPr>
+        <w:drawing>
+          <wp:anchor distT="0" distB="0" distL="0" distR="0" simplePos="0" relativeHeight="35" behindDoc="0" locked="0" layoutInCell="0" allowOverlap="1">
+            <wp:simplePos x="0" y="0"/>
+            <wp:positionH relativeFrom="column">
+              <wp:align>center</wp:align>
+            </wp:positionH>
+            <wp:positionV relativeFrom="paragraph">
+              <wp:posOffset>635</wp:posOffset>
+            </wp:positionV>
+            <wp:extent cx="4686300" cy="4810125"/>
+            <wp:effectExtent l="0" t="0" r="0" b="0"/>
+            <wp:wrapSquare wrapText="largest"/>
+            <wp:docPr id="34" name="Image34"/>
+            <wp:cNvGraphicFramePr>
+              <a:graphicFrameLocks xmlns:a="http://schemas.openxmlformats.org/drawingml/2006/main" noChangeAspect="1"/>
+            </wp:cNvGraphicFramePr>
+            <a:graphic xmlns:a="http://schemas.openxmlformats.org/drawingml/2006/main">
+              <a:graphicData uri="http://schemas.openxmlformats.org/drawingml/2006/picture">
+                <pic:pic xmlns:pic="http://schemas.openxmlformats.org/drawingml/2006/picture">
+                  <pic:nvPicPr>
+                    <pic:cNvPr id="34" name="Image34"/>
+                    <pic:cNvPicPr>
+                      <a:picLocks noChangeAspect="1" noChangeArrowheads="1"/>
+                    </pic:cNvPicPr>
+                  </pic:nvPicPr>
+                  <pic:blipFill>
+                    <a:blip r:embed="rId36"/>
+                    <a:stretch>
+                      <a:fillRect/>
+                    </a:stretch>
+                  </pic:blipFill>
+                  <pic:spPr bwMode="auto">
+                    <a:xfrm>
+                      <a:off x="0" y="0"/>
+                      <a:ext cx="4686300" cy="4810125"/>
+                    </a:xfrm>
+                    <a:prstGeom prst="rect">
+                      <a:avLst/>
+                    </a:prstGeom>
+                    <a:noFill/>
+                  </pic:spPr>
+                </pic:pic>
+              </a:graphicData>
+            </a:graphic>
+          </wp:anchor>
+        </w:drawing>
+      </w:r>
+    </w:p>
+    <w:p>
+      <w:pPr>
+        <w:pStyle w:val="Normal"/>
+        <w:numPr>
+          <w:ilvl w:val="0"/>
+          <w:numId w:val="0"/>
+        </w:numPr>
+        <w:spacing w:lineRule="auto" w:line="240" w:before="280" w:after="280"/>
+        <w:ind w:hanging="0" w:start="0"/>
+        <w:outlineLvl w:val="2"/>
+        <w:rPr>
+          <w:rFonts w:ascii="Times New Roman" w:hAnsi="Times New Roman" w:eastAsia="Times New Roman" w:cs="Times New Roman"/>
+          <w:b/>
+          <w:bCs/>
+          <w:sz w:val="27"/>
+          <w:szCs w:val="27"/>
+        </w:rPr>
+      </w:pPr>
+      <w:r>
+        <w:rPr>
+          <w:rFonts w:eastAsia="Times New Roman" w:cs="Times New Roman" w:ascii="Times New Roman" w:hAnsi="Times New Roman"/>
+          <w:b/>
+          <w:bCs/>
+          <w:sz w:val="27"/>
+          <w:szCs w:val="27"/>
+        </w:rPr>
+      </w:r>
+    </w:p>
+    <w:p>
+      <w:pPr>
+        <w:pStyle w:val="Normal"/>
+        <w:numPr>
+          <w:ilvl w:val="0"/>
+          <w:numId w:val="0"/>
+        </w:numPr>
+        <w:spacing w:lineRule="auto" w:line="240" w:before="280" w:after="280"/>
+        <w:ind w:hanging="0" w:start="0"/>
+        <w:outlineLvl w:val="2"/>
+        <w:rPr>
+          <w:rFonts w:ascii="Times New Roman" w:hAnsi="Times New Roman" w:eastAsia="Times New Roman" w:cs="Times New Roman"/>
+          <w:b/>
+          <w:bCs/>
+          <w:sz w:val="27"/>
+          <w:szCs w:val="27"/>
+        </w:rPr>
+      </w:pPr>
+      <w:r>
+        <w:rPr>
+          <w:rFonts w:eastAsia="Times New Roman" w:cs="Times New Roman" w:ascii="Times New Roman" w:hAnsi="Times New Roman"/>
+          <w:b/>
+          <w:bCs/>
+          <w:sz w:val="27"/>
+          <w:szCs w:val="27"/>
+        </w:rPr>
+      </w:r>
+    </w:p>
+    <w:p>
+      <w:pPr>
+        <w:pStyle w:val="Normal"/>
+        <w:numPr>
+          <w:ilvl w:val="0"/>
+          <w:numId w:val="0"/>
+        </w:numPr>
+        <w:spacing w:lineRule="auto" w:line="240" w:before="280" w:after="280"/>
+        <w:ind w:hanging="0" w:start="0"/>
+        <w:outlineLvl w:val="2"/>
+        <w:rPr>
+          <w:rFonts w:ascii="Times New Roman" w:hAnsi="Times New Roman" w:eastAsia="Times New Roman" w:cs="Times New Roman"/>
+          <w:b/>
+          <w:bCs/>
+          <w:sz w:val="27"/>
+          <w:szCs w:val="27"/>
+        </w:rPr>
+      </w:pPr>
+      <w:r>
+        <w:rPr>
+          <w:rFonts w:eastAsia="Times New Roman" w:cs="Times New Roman" w:ascii="Times New Roman" w:hAnsi="Times New Roman"/>
+          <w:b/>
+          <w:bCs/>
+          <w:sz w:val="27"/>
+          <w:szCs w:val="27"/>
+        </w:rPr>
+      </w:r>
+    </w:p>
+    <w:p>
+      <w:pPr>
+        <w:pStyle w:val="Normal"/>
+        <w:numPr>
+          <w:ilvl w:val="0"/>
+          <w:numId w:val="0"/>
+        </w:numPr>
+        <w:spacing w:lineRule="auto" w:line="240" w:before="280" w:after="280"/>
+        <w:ind w:hanging="0" w:start="0"/>
+        <w:outlineLvl w:val="2"/>
+        <w:rPr>
+          <w:rFonts w:ascii="Times New Roman" w:hAnsi="Times New Roman" w:eastAsia="Times New Roman" w:cs="Times New Roman"/>
+          <w:b/>
+          <w:bCs/>
+          <w:sz w:val="27"/>
+          <w:szCs w:val="27"/>
+        </w:rPr>
+      </w:pPr>
+      <w:r>
+        <w:rPr>
+          <w:rFonts w:eastAsia="Times New Roman" w:cs="Times New Roman" w:ascii="Times New Roman" w:hAnsi="Times New Roman"/>
+          <w:b/>
+          <w:bCs/>
+          <w:sz w:val="27"/>
+          <w:szCs w:val="27"/>
+        </w:rPr>
+      </w:r>
+    </w:p>
+    <w:p>
+      <w:pPr>
+        <w:pStyle w:val="Normal"/>
+        <w:numPr>
+          <w:ilvl w:val="0"/>
+          <w:numId w:val="0"/>
+        </w:numPr>
+        <w:spacing w:lineRule="auto" w:line="240" w:before="280" w:after="280"/>
+        <w:ind w:hanging="0" w:start="0"/>
+        <w:outlineLvl w:val="2"/>
+        <w:rPr>
+          <w:rFonts w:ascii="Times New Roman" w:hAnsi="Times New Roman" w:eastAsia="Times New Roman" w:cs="Times New Roman"/>
+          <w:b/>
+          <w:bCs/>
+          <w:sz w:val="27"/>
+          <w:szCs w:val="27"/>
+        </w:rPr>
+      </w:pPr>
+      <w:r>
+        <w:rPr>
+          <w:rFonts w:eastAsia="Times New Roman" w:cs="Times New Roman" w:ascii="Times New Roman" w:hAnsi="Times New Roman"/>
+          <w:b/>
+          <w:bCs/>
+          <w:sz w:val="27"/>
+          <w:szCs w:val="27"/>
+        </w:rPr>
+      </w:r>
+    </w:p>
+    <w:p>
+      <w:pPr>
+        <w:pStyle w:val="Normal"/>
+        <w:numPr>
+          <w:ilvl w:val="0"/>
+          <w:numId w:val="0"/>
+        </w:numPr>
+        <w:spacing w:lineRule="auto" w:line="240" w:before="280" w:after="280"/>
+        <w:ind w:hanging="0" w:start="0"/>
+        <w:outlineLvl w:val="2"/>
+        <w:rPr>
+          <w:rFonts w:ascii="Times New Roman" w:hAnsi="Times New Roman" w:eastAsia="Times New Roman" w:cs="Times New Roman"/>
+          <w:b/>
+          <w:bCs/>
+          <w:sz w:val="27"/>
+          <w:szCs w:val="27"/>
+        </w:rPr>
+      </w:pPr>
+      <w:r>
+        <w:rPr>
+          <w:rFonts w:eastAsia="Times New Roman" w:cs="Times New Roman" w:ascii="Times New Roman" w:hAnsi="Times New Roman"/>
+          <w:b/>
+          <w:bCs/>
+          <w:sz w:val="27"/>
+          <w:szCs w:val="27"/>
+        </w:rPr>
+      </w:r>
+    </w:p>
+    <w:p>
+      <w:pPr>
+        <w:pStyle w:val="Normal"/>
+        <w:numPr>
+          <w:ilvl w:val="0"/>
+          <w:numId w:val="0"/>
+        </w:numPr>
+        <w:spacing w:lineRule="auto" w:line="240" w:before="280" w:after="280"/>
+        <w:ind w:hanging="0" w:start="0"/>
+        <w:outlineLvl w:val="2"/>
+        <w:rPr>
+          <w:rFonts w:ascii="Times New Roman" w:hAnsi="Times New Roman" w:eastAsia="Times New Roman" w:cs="Times New Roman"/>
+          <w:b/>
+          <w:bCs/>
+          <w:sz w:val="27"/>
+          <w:szCs w:val="27"/>
+        </w:rPr>
+      </w:pPr>
+      <w:r>
+        <w:rPr>
+          <w:rFonts w:eastAsia="Times New Roman" w:cs="Times New Roman" w:ascii="Times New Roman" w:hAnsi="Times New Roman"/>
+          <w:b/>
+          <w:bCs/>
+          <w:sz w:val="27"/>
+          <w:szCs w:val="27"/>
+        </w:rPr>
+      </w:r>
+    </w:p>
+    <w:p>
+      <w:pPr>
+        <w:pStyle w:val="Normal"/>
+        <w:numPr>
+          <w:ilvl w:val="0"/>
+          <w:numId w:val="0"/>
+        </w:numPr>
+        <w:spacing w:lineRule="auto" w:line="240" w:before="280" w:after="280"/>
+        <w:ind w:hanging="0" w:start="0"/>
+        <w:outlineLvl w:val="2"/>
+        <w:rPr>
+          <w:rFonts w:ascii="Times New Roman" w:hAnsi="Times New Roman" w:eastAsia="Times New Roman" w:cs="Times New Roman"/>
+          <w:b/>
+          <w:bCs/>
+          <w:sz w:val="27"/>
+          <w:szCs w:val="27"/>
+        </w:rPr>
+      </w:pPr>
+      <w:r>
+        <w:rPr>
+          <w:rFonts w:eastAsia="Times New Roman" w:cs="Times New Roman" w:ascii="Times New Roman" w:hAnsi="Times New Roman"/>
+          <w:b/>
+          <w:bCs/>
+          <w:sz w:val="27"/>
+          <w:szCs w:val="27"/>
+        </w:rPr>
+      </w:r>
+    </w:p>
+    <w:p>
+      <w:pPr>
+        <w:pStyle w:val="Normal"/>
+        <w:numPr>
+          <w:ilvl w:val="0"/>
+          <w:numId w:val="0"/>
+        </w:numPr>
+        <w:spacing w:lineRule="auto" w:line="240" w:before="280" w:after="280"/>
+        <w:ind w:hanging="0" w:start="0"/>
+        <w:outlineLvl w:val="2"/>
+        <w:rPr>
+          <w:rFonts w:ascii="Times New Roman" w:hAnsi="Times New Roman" w:eastAsia="Times New Roman" w:cs="Times New Roman"/>
+          <w:b/>
+          <w:bCs/>
+          <w:sz w:val="27"/>
+          <w:szCs w:val="27"/>
+        </w:rPr>
+      </w:pPr>
+      <w:r>
+        <w:rPr>
+          <w:rFonts w:eastAsia="Times New Roman" w:cs="Times New Roman" w:ascii="Times New Roman" w:hAnsi="Times New Roman"/>
+          <w:b/>
+          <w:bCs/>
+          <w:sz w:val="27"/>
+          <w:szCs w:val="27"/>
+        </w:rPr>
+      </w:r>
+    </w:p>
+    <w:p>
+      <w:pPr>
+        <w:pStyle w:val="Normal"/>
+        <w:numPr>
+          <w:ilvl w:val="0"/>
+          <w:numId w:val="0"/>
+        </w:numPr>
+        <w:spacing w:lineRule="auto" w:line="240" w:before="280" w:after="280"/>
+        <w:ind w:hanging="0" w:start="0"/>
+        <w:outlineLvl w:val="2"/>
+        <w:rPr>
+          <w:rFonts w:ascii="Times New Roman" w:hAnsi="Times New Roman" w:eastAsia="Times New Roman" w:cs="Times New Roman"/>
+          <w:b/>
+          <w:bCs/>
+          <w:sz w:val="27"/>
+          <w:szCs w:val="27"/>
+        </w:rPr>
+      </w:pPr>
+      <w:r>
+        <w:rPr>
+          <w:rFonts w:eastAsia="Times New Roman" w:cs="Times New Roman" w:ascii="Times New Roman" w:hAnsi="Times New Roman"/>
+          <w:b/>
+          <w:bCs/>
+          <w:sz w:val="27"/>
+          <w:szCs w:val="27"/>
+        </w:rPr>
+      </w:r>
+    </w:p>
+    <w:p>
+      <w:pPr>
+        <w:pStyle w:val="Normal"/>
+        <w:numPr>
+          <w:ilvl w:val="0"/>
+          <w:numId w:val="0"/>
+        </w:numPr>
+        <w:spacing w:lineRule="auto" w:line="240" w:before="280" w:after="280"/>
+        <w:ind w:hanging="0" w:start="0"/>
+        <w:outlineLvl w:val="2"/>
+        <w:rPr>
+          <w:rFonts w:ascii="Times New Roman" w:hAnsi="Times New Roman" w:eastAsia="Times New Roman" w:cs="Times New Roman"/>
+          <w:b/>
+          <w:bCs/>
+          <w:sz w:val="27"/>
+          <w:szCs w:val="27"/>
+        </w:rPr>
+      </w:pPr>
+      <w:r>
+        <w:rPr>
+          <w:rFonts w:eastAsia="Times New Roman" w:cs="Times New Roman" w:ascii="Times New Roman" w:hAnsi="Times New Roman"/>
+          <w:b/>
+          <w:bCs/>
+          <w:sz w:val="27"/>
+          <w:szCs w:val="27"/>
+        </w:rPr>
+      </w:r>
+    </w:p>
+    <w:p>
+      <w:pPr>
+        <w:pStyle w:val="Normal"/>
+        <w:numPr>
+          <w:ilvl w:val="0"/>
+          <w:numId w:val="0"/>
+        </w:numPr>
+        <w:spacing w:lineRule="auto" w:line="240" w:before="280" w:after="280"/>
+        <w:ind w:hanging="0" w:start="0"/>
+        <w:outlineLvl w:val="2"/>
+        <w:rPr>
+          <w:rFonts w:ascii="Times New Roman" w:hAnsi="Times New Roman" w:eastAsia="Times New Roman" w:cs="Times New Roman"/>
+          <w:b/>
+          <w:bCs/>
+          <w:sz w:val="27"/>
+          <w:szCs w:val="27"/>
+        </w:rPr>
+      </w:pPr>
+      <w:r>
+        <w:rPr>
+          <w:rFonts w:eastAsia="Times New Roman" w:cs="Times New Roman" w:ascii="Times New Roman" w:hAnsi="Times New Roman"/>
+          <w:b/>
+          <w:bCs/>
+          <w:sz w:val="27"/>
+          <w:szCs w:val="27"/>
+        </w:rPr>
+      </w:r>
+    </w:p>
+    <w:p>
+      <w:pPr>
+        <w:pStyle w:val="Normal"/>
+        <w:numPr>
+          <w:ilvl w:val="0"/>
+          <w:numId w:val="0"/>
+        </w:numPr>
+        <w:spacing w:lineRule="auto" w:line="240" w:before="280" w:after="280"/>
+        <w:ind w:hanging="0" w:start="0"/>
+        <w:outlineLvl w:val="2"/>
+        <w:rPr>
+          <w:rFonts w:ascii="Times New Roman" w:hAnsi="Times New Roman" w:eastAsia="Times New Roman" w:cs="Times New Roman"/>
+          <w:b/>
+          <w:bCs/>
+          <w:sz w:val="27"/>
+          <w:szCs w:val="27"/>
+        </w:rPr>
+      </w:pPr>
+      <w:bookmarkStart w:id="56" w:name="__RefHeading___Toc2819_592102855"/>
+      <w:bookmarkEnd w:id="56"/>
+      <w:r>
+        <w:rPr>
+          <w:rFonts w:eastAsia="Times New Roman" w:cs="Times New Roman" w:ascii="Times New Roman" w:hAnsi="Times New Roman"/>
+          <w:b/>
+          <w:bCs/>
+          <w:sz w:val="27"/>
+          <w:szCs w:val="27"/>
+        </w:rPr>
+        <w:t>Fig 3: Certificate Creation Using OpenSSL</w:t>
+      </w:r>
+    </w:p>
+    <w:p>
+      <w:pPr>
+        <w:pStyle w:val="Normal"/>
+        <w:numPr>
+          <w:ilvl w:val="0"/>
+          <w:numId w:val="0"/>
+        </w:numPr>
+        <w:spacing w:lineRule="auto" w:line="240" w:before="280" w:after="280"/>
+        <w:ind w:hanging="0" w:start="0"/>
+        <w:outlineLvl w:val="2"/>
+        <w:rPr>
+          <w:rFonts w:ascii="Times New Roman" w:hAnsi="Times New Roman" w:eastAsia="Times New Roman" w:cs="Times New Roman"/>
+          <w:b/>
+          <w:bCs/>
+          <w:sz w:val="27"/>
+          <w:szCs w:val="27"/>
+        </w:rPr>
+      </w:pPr>
+      <w:r>
+        <w:rPr>
+          <w:rFonts w:eastAsia="Times New Roman" w:cs="Times New Roman" w:ascii="Times New Roman" w:hAnsi="Times New Roman"/>
+          <w:b/>
+          <w:bCs/>
+          <w:sz w:val="27"/>
+          <w:szCs w:val="27"/>
+        </w:rPr>
+        <w:drawing>
+          <wp:anchor distT="0" distB="0" distL="0" distR="0" simplePos="0" relativeHeight="36" behindDoc="0" locked="0" layoutInCell="0" allowOverlap="1">
+            <wp:simplePos x="0" y="0"/>
+            <wp:positionH relativeFrom="column">
+              <wp:align>center</wp:align>
+            </wp:positionH>
+            <wp:positionV relativeFrom="paragraph">
+              <wp:posOffset>635</wp:posOffset>
+            </wp:positionV>
+            <wp:extent cx="5943600" cy="4530725"/>
+            <wp:effectExtent l="0" t="0" r="0" b="0"/>
+            <wp:wrapSquare wrapText="largest"/>
+            <wp:docPr id="35" name="Image35"/>
+            <wp:cNvGraphicFramePr>
+              <a:graphicFrameLocks xmlns:a="http://schemas.openxmlformats.org/drawingml/2006/main" noChangeAspect="1"/>
+            </wp:cNvGraphicFramePr>
+            <a:graphic xmlns:a="http://schemas.openxmlformats.org/drawingml/2006/main">
+              <a:graphicData uri="http://schemas.openxmlformats.org/drawingml/2006/picture">
+                <pic:pic xmlns:pic="http://schemas.openxmlformats.org/drawingml/2006/picture">
+                  <pic:nvPicPr>
+                    <pic:cNvPr id="35" name="Image35"/>
+                    <pic:cNvPicPr>
+                      <a:picLocks noChangeAspect="1" noChangeArrowheads="1"/>
+                    </pic:cNvPicPr>
+                  </pic:nvPicPr>
+                  <pic:blipFill>
+                    <a:blip r:embed="rId37"/>
+                    <a:stretch>
+                      <a:fillRect/>
+                    </a:stretch>
+                  </pic:blipFill>
+                  <pic:spPr bwMode="auto">
+                    <a:xfrm>
+                      <a:off x="0" y="0"/>
+                      <a:ext cx="5943600" cy="4530725"/>
+                    </a:xfrm>
+                    <a:prstGeom prst="rect">
+                      <a:avLst/>
+                    </a:prstGeom>
+                    <a:noFill/>
+                  </pic:spPr>
+                </pic:pic>
+              </a:graphicData>
+            </a:graphic>
+          </wp:anchor>
+        </w:drawing>
+      </w:r>
+    </w:p>
+    <w:p>
+      <w:pPr>
+        <w:pStyle w:val="Normal"/>
+        <w:numPr>
+          <w:ilvl w:val="0"/>
+          <w:numId w:val="0"/>
+        </w:numPr>
+        <w:spacing w:lineRule="auto" w:line="240" w:before="280" w:after="280"/>
+        <w:ind w:hanging="0" w:start="0"/>
+        <w:outlineLvl w:val="2"/>
+        <w:rPr>
+          <w:rFonts w:ascii="Times New Roman" w:hAnsi="Times New Roman" w:eastAsia="Times New Roman" w:cs="Times New Roman"/>
+          <w:b/>
+          <w:bCs/>
+          <w:sz w:val="27"/>
+          <w:szCs w:val="27"/>
+        </w:rPr>
+      </w:pPr>
+      <w:bookmarkStart w:id="57" w:name="__RefHeading___Toc2821_592102855"/>
+      <w:bookmarkEnd w:id="57"/>
+      <w:r>
+        <w:rPr>
+          <w:rFonts w:eastAsia="Times New Roman" w:cs="Times New Roman" w:ascii="Times New Roman" w:hAnsi="Times New Roman"/>
+          <w:b/>
+          <w:bCs/>
+          <w:sz w:val="27"/>
+          <w:szCs w:val="27"/>
+        </w:rPr>
+        <w:t>Fig 4: Secure Document Validation</w:t>
+      </w:r>
+      <w:r>
+        <w:br w:type="page"/>
+      </w:r>
+    </w:p>
+    <w:p>
+      <w:pPr>
+        <w:pStyle w:val="Normal"/>
+        <w:numPr>
+          <w:ilvl w:val="0"/>
+          <w:numId w:val="0"/>
+        </w:numPr>
+        <w:spacing w:lineRule="auto" w:line="240" w:before="280" w:after="280"/>
+        <w:ind w:hanging="0" w:start="0"/>
+        <w:outlineLvl w:val="2"/>
+        <w:rPr>
+          <w:rFonts w:ascii="Times New Roman" w:hAnsi="Times New Roman" w:eastAsia="Times New Roman" w:cs="Times New Roman"/>
+          <w:b/>
+          <w:bCs/>
+          <w:sz w:val="27"/>
+          <w:szCs w:val="27"/>
+        </w:rPr>
+      </w:pPr>
+      <w:r>
+        <w:rPr>
+          <w:rFonts w:eastAsia="Times New Roman" w:cs="Times New Roman" w:ascii="Times New Roman" w:hAnsi="Times New Roman"/>
+          <w:b/>
+          <w:bCs/>
+          <w:sz w:val="27"/>
+          <w:szCs w:val="27"/>
+        </w:rPr>
+        <w:drawing>
+          <wp:anchor distT="0" distB="0" distL="0" distR="0" simplePos="0" relativeHeight="37" behindDoc="0" locked="0" layoutInCell="0" allowOverlap="1">
+            <wp:simplePos x="0" y="0"/>
+            <wp:positionH relativeFrom="column">
+              <wp:align>center</wp:align>
+            </wp:positionH>
+            <wp:positionV relativeFrom="paragraph">
+              <wp:posOffset>635</wp:posOffset>
+            </wp:positionV>
+            <wp:extent cx="3876675" cy="4324350"/>
+            <wp:effectExtent l="0" t="0" r="0" b="0"/>
+            <wp:wrapSquare wrapText="largest"/>
+            <wp:docPr id="36" name="Image36"/>
+            <wp:cNvGraphicFramePr>
+              <a:graphicFrameLocks xmlns:a="http://schemas.openxmlformats.org/drawingml/2006/main" noChangeAspect="1"/>
+            </wp:cNvGraphicFramePr>
+            <a:graphic xmlns:a="http://schemas.openxmlformats.org/drawingml/2006/main">
+              <a:graphicData uri="http://schemas.openxmlformats.org/drawingml/2006/picture">
+                <pic:pic xmlns:pic="http://schemas.openxmlformats.org/drawingml/2006/picture">
+                  <pic:nvPicPr>
+                    <pic:cNvPr id="36" name="Image36"/>
+                    <pic:cNvPicPr>
+                      <a:picLocks noChangeAspect="1" noChangeArrowheads="1"/>
+                    </pic:cNvPicPr>
+                  </pic:nvPicPr>
+                  <pic:blipFill>
+                    <a:blip r:embed="rId38"/>
+                    <a:stretch>
+                      <a:fillRect/>
+                    </a:stretch>
+                  </pic:blipFill>
+                  <pic:spPr bwMode="auto">
+                    <a:xfrm>
+                      <a:off x="0" y="0"/>
+                      <a:ext cx="3876675" cy="4324350"/>
+                    </a:xfrm>
+                    <a:prstGeom prst="rect">
+                      <a:avLst/>
+                    </a:prstGeom>
+                    <a:noFill/>
+                  </pic:spPr>
+                </pic:pic>
+              </a:graphicData>
+            </a:graphic>
+          </wp:anchor>
+        </w:drawing>
+      </w:r>
+    </w:p>
+    <w:p>
+      <w:pPr>
+        <w:pStyle w:val="Normal"/>
+        <w:numPr>
+          <w:ilvl w:val="0"/>
+          <w:numId w:val="0"/>
+        </w:numPr>
+        <w:spacing w:lineRule="auto" w:line="240" w:before="280" w:after="280"/>
+        <w:ind w:hanging="0" w:start="0"/>
+        <w:outlineLvl w:val="2"/>
+        <w:rPr>
+          <w:rFonts w:ascii="Times New Roman" w:hAnsi="Times New Roman" w:eastAsia="Times New Roman" w:cs="Times New Roman"/>
+          <w:b/>
+          <w:bCs/>
+          <w:sz w:val="27"/>
+          <w:szCs w:val="27"/>
+        </w:rPr>
+      </w:pPr>
+      <w:r>
+        <w:rPr>
+          <w:rFonts w:eastAsia="Times New Roman" w:cs="Times New Roman" w:ascii="Times New Roman" w:hAnsi="Times New Roman"/>
+          <w:b/>
+          <w:bCs/>
+          <w:sz w:val="27"/>
+          <w:szCs w:val="27"/>
+        </w:rPr>
+      </w:r>
+    </w:p>
+    <w:p>
+      <w:pPr>
+        <w:pStyle w:val="Normal"/>
+        <w:numPr>
+          <w:ilvl w:val="0"/>
+          <w:numId w:val="0"/>
+        </w:numPr>
+        <w:spacing w:lineRule="auto" w:line="240" w:before="280" w:after="280"/>
+        <w:ind w:hanging="0" w:start="0"/>
+        <w:outlineLvl w:val="2"/>
+        <w:rPr>
+          <w:rFonts w:ascii="Times New Roman" w:hAnsi="Times New Roman" w:eastAsia="Times New Roman" w:cs="Times New Roman"/>
+          <w:b/>
+          <w:bCs/>
+          <w:sz w:val="27"/>
+          <w:szCs w:val="27"/>
+        </w:rPr>
+      </w:pPr>
+      <w:r>
+        <w:rPr>
+          <w:rFonts w:eastAsia="Times New Roman" w:cs="Times New Roman" w:ascii="Times New Roman" w:hAnsi="Times New Roman"/>
+          <w:b/>
+          <w:bCs/>
+          <w:sz w:val="27"/>
+          <w:szCs w:val="27"/>
+        </w:rPr>
+      </w:r>
+    </w:p>
+    <w:p>
+      <w:pPr>
+        <w:pStyle w:val="Normal"/>
+        <w:numPr>
+          <w:ilvl w:val="0"/>
+          <w:numId w:val="0"/>
+        </w:numPr>
+        <w:spacing w:lineRule="auto" w:line="240" w:before="280" w:after="280"/>
+        <w:ind w:hanging="0" w:start="0"/>
+        <w:outlineLvl w:val="2"/>
+        <w:rPr>
+          <w:rFonts w:ascii="Times New Roman" w:hAnsi="Times New Roman" w:eastAsia="Times New Roman" w:cs="Times New Roman"/>
+          <w:b/>
+          <w:bCs/>
+          <w:sz w:val="27"/>
+          <w:szCs w:val="27"/>
+        </w:rPr>
+      </w:pPr>
+      <w:r>
+        <w:rPr>
+          <w:rFonts w:eastAsia="Times New Roman" w:cs="Times New Roman" w:ascii="Times New Roman" w:hAnsi="Times New Roman"/>
+          <w:b/>
+          <w:bCs/>
+          <w:sz w:val="27"/>
+          <w:szCs w:val="27"/>
+        </w:rPr>
+      </w:r>
+    </w:p>
+    <w:p>
+      <w:pPr>
+        <w:pStyle w:val="Normal"/>
+        <w:numPr>
+          <w:ilvl w:val="0"/>
+          <w:numId w:val="0"/>
+        </w:numPr>
+        <w:spacing w:lineRule="auto" w:line="240" w:before="280" w:after="280"/>
+        <w:ind w:hanging="0" w:start="0"/>
+        <w:outlineLvl w:val="2"/>
+        <w:rPr>
+          <w:rFonts w:ascii="Times New Roman" w:hAnsi="Times New Roman" w:eastAsia="Times New Roman" w:cs="Times New Roman"/>
+          <w:b/>
+          <w:bCs/>
+          <w:sz w:val="27"/>
+          <w:szCs w:val="27"/>
+        </w:rPr>
+      </w:pPr>
+      <w:r>
+        <w:rPr>
+          <w:rFonts w:eastAsia="Times New Roman" w:cs="Times New Roman" w:ascii="Times New Roman" w:hAnsi="Times New Roman"/>
+          <w:b/>
+          <w:bCs/>
+          <w:sz w:val="27"/>
+          <w:szCs w:val="27"/>
+        </w:rPr>
+      </w:r>
+    </w:p>
+    <w:p>
+      <w:pPr>
+        <w:pStyle w:val="Normal"/>
+        <w:numPr>
+          <w:ilvl w:val="0"/>
+          <w:numId w:val="0"/>
+        </w:numPr>
+        <w:spacing w:lineRule="auto" w:line="240" w:before="280" w:after="280"/>
+        <w:ind w:hanging="0" w:start="0"/>
+        <w:outlineLvl w:val="2"/>
+        <w:rPr>
+          <w:rFonts w:ascii="Times New Roman" w:hAnsi="Times New Roman" w:eastAsia="Times New Roman" w:cs="Times New Roman"/>
+          <w:b/>
+          <w:bCs/>
+          <w:sz w:val="27"/>
+          <w:szCs w:val="27"/>
+        </w:rPr>
+      </w:pPr>
+      <w:r>
+        <w:rPr>
+          <w:rFonts w:eastAsia="Times New Roman" w:cs="Times New Roman" w:ascii="Times New Roman" w:hAnsi="Times New Roman"/>
+          <w:b/>
+          <w:bCs/>
+          <w:sz w:val="27"/>
+          <w:szCs w:val="27"/>
+        </w:rPr>
+      </w:r>
+    </w:p>
+    <w:p>
+      <w:pPr>
+        <w:pStyle w:val="Normal"/>
+        <w:numPr>
+          <w:ilvl w:val="0"/>
+          <w:numId w:val="0"/>
+        </w:numPr>
+        <w:spacing w:lineRule="auto" w:line="240" w:before="280" w:after="280"/>
+        <w:ind w:hanging="0" w:start="0"/>
+        <w:outlineLvl w:val="2"/>
+        <w:rPr>
+          <w:rFonts w:ascii="Times New Roman" w:hAnsi="Times New Roman" w:eastAsia="Times New Roman" w:cs="Times New Roman"/>
+          <w:b/>
+          <w:bCs/>
+          <w:sz w:val="27"/>
+          <w:szCs w:val="27"/>
+        </w:rPr>
+      </w:pPr>
+      <w:r>
+        <w:rPr>
+          <w:rFonts w:eastAsia="Times New Roman" w:cs="Times New Roman" w:ascii="Times New Roman" w:hAnsi="Times New Roman"/>
+          <w:b/>
+          <w:bCs/>
+          <w:sz w:val="27"/>
+          <w:szCs w:val="27"/>
+        </w:rPr>
+      </w:r>
+    </w:p>
+    <w:p>
+      <w:pPr>
+        <w:pStyle w:val="Normal"/>
+        <w:numPr>
+          <w:ilvl w:val="0"/>
+          <w:numId w:val="0"/>
+        </w:numPr>
+        <w:spacing w:lineRule="auto" w:line="240" w:before="280" w:after="280"/>
+        <w:ind w:hanging="0" w:start="0"/>
+        <w:outlineLvl w:val="2"/>
+        <w:rPr>
+          <w:rFonts w:ascii="Times New Roman" w:hAnsi="Times New Roman" w:eastAsia="Times New Roman" w:cs="Times New Roman"/>
+          <w:b/>
+          <w:bCs/>
+          <w:sz w:val="27"/>
+          <w:szCs w:val="27"/>
+        </w:rPr>
+      </w:pPr>
+      <w:r>
+        <w:rPr>
+          <w:rFonts w:eastAsia="Times New Roman" w:cs="Times New Roman" w:ascii="Times New Roman" w:hAnsi="Times New Roman"/>
+          <w:b/>
+          <w:bCs/>
+          <w:sz w:val="27"/>
+          <w:szCs w:val="27"/>
+        </w:rPr>
+      </w:r>
+    </w:p>
+    <w:p>
+      <w:pPr>
+        <w:pStyle w:val="Normal"/>
+        <w:numPr>
+          <w:ilvl w:val="0"/>
+          <w:numId w:val="0"/>
+        </w:numPr>
+        <w:spacing w:lineRule="auto" w:line="240" w:before="280" w:after="280"/>
+        <w:ind w:hanging="0" w:start="0"/>
+        <w:outlineLvl w:val="2"/>
+        <w:rPr>
+          <w:rFonts w:ascii="Times New Roman" w:hAnsi="Times New Roman" w:eastAsia="Times New Roman" w:cs="Times New Roman"/>
+          <w:b/>
+          <w:bCs/>
+          <w:sz w:val="27"/>
+          <w:szCs w:val="27"/>
+        </w:rPr>
+      </w:pPr>
+      <w:r>
+        <w:rPr>
+          <w:rFonts w:eastAsia="Times New Roman" w:cs="Times New Roman" w:ascii="Times New Roman" w:hAnsi="Times New Roman"/>
+          <w:b/>
+          <w:bCs/>
+          <w:sz w:val="27"/>
+          <w:szCs w:val="27"/>
+        </w:rPr>
+      </w:r>
+    </w:p>
+    <w:p>
+      <w:pPr>
+        <w:pStyle w:val="Normal"/>
+        <w:numPr>
+          <w:ilvl w:val="0"/>
+          <w:numId w:val="0"/>
+        </w:numPr>
+        <w:spacing w:lineRule="auto" w:line="240" w:before="280" w:after="280"/>
+        <w:ind w:hanging="0" w:start="0"/>
+        <w:outlineLvl w:val="2"/>
+        <w:rPr>
+          <w:rFonts w:ascii="Times New Roman" w:hAnsi="Times New Roman" w:eastAsia="Times New Roman" w:cs="Times New Roman"/>
+          <w:b/>
+          <w:bCs/>
+          <w:sz w:val="27"/>
+          <w:szCs w:val="27"/>
+        </w:rPr>
+      </w:pPr>
+      <w:r>
+        <w:rPr>
+          <w:rFonts w:eastAsia="Times New Roman" w:cs="Times New Roman" w:ascii="Times New Roman" w:hAnsi="Times New Roman"/>
+          <w:b/>
+          <w:bCs/>
+          <w:sz w:val="27"/>
+          <w:szCs w:val="27"/>
+        </w:rPr>
+      </w:r>
+    </w:p>
+    <w:p>
+      <w:pPr>
+        <w:pStyle w:val="Normal"/>
+        <w:numPr>
+          <w:ilvl w:val="0"/>
+          <w:numId w:val="0"/>
+        </w:numPr>
+        <w:spacing w:lineRule="auto" w:line="240" w:before="280" w:after="280"/>
+        <w:ind w:hanging="0" w:start="0"/>
+        <w:outlineLvl w:val="2"/>
+        <w:rPr>
+          <w:rFonts w:ascii="Times New Roman" w:hAnsi="Times New Roman" w:eastAsia="Times New Roman" w:cs="Times New Roman"/>
+          <w:b/>
+          <w:bCs/>
+          <w:sz w:val="27"/>
+          <w:szCs w:val="27"/>
+        </w:rPr>
+      </w:pPr>
+      <w:r>
+        <w:rPr>
+          <w:rFonts w:eastAsia="Times New Roman" w:cs="Times New Roman" w:ascii="Times New Roman" w:hAnsi="Times New Roman"/>
+          <w:b/>
+          <w:bCs/>
+          <w:sz w:val="27"/>
+          <w:szCs w:val="27"/>
+        </w:rPr>
+      </w:r>
+    </w:p>
+    <w:p>
+      <w:pPr>
+        <w:pStyle w:val="Normal"/>
+        <w:numPr>
+          <w:ilvl w:val="0"/>
+          <w:numId w:val="0"/>
+        </w:numPr>
+        <w:spacing w:lineRule="auto" w:line="240" w:before="280" w:after="280"/>
+        <w:ind w:hanging="0" w:start="0"/>
+        <w:outlineLvl w:val="2"/>
+        <w:rPr>
+          <w:rFonts w:ascii="Times New Roman" w:hAnsi="Times New Roman" w:eastAsia="Times New Roman" w:cs="Times New Roman"/>
+          <w:b/>
+          <w:bCs/>
+          <w:sz w:val="27"/>
+          <w:szCs w:val="27"/>
+        </w:rPr>
+      </w:pPr>
+      <w:r>
+        <w:rPr>
+          <w:rFonts w:eastAsia="Times New Roman" w:cs="Times New Roman" w:ascii="Times New Roman" w:hAnsi="Times New Roman"/>
+          <w:b/>
+          <w:bCs/>
+          <w:sz w:val="27"/>
+          <w:szCs w:val="27"/>
+        </w:rPr>
+      </w:r>
+    </w:p>
+    <w:p>
+      <w:pPr>
+        <w:pStyle w:val="Normal"/>
+        <w:numPr>
+          <w:ilvl w:val="0"/>
+          <w:numId w:val="0"/>
+        </w:numPr>
+        <w:spacing w:lineRule="auto" w:line="240" w:before="280" w:after="280"/>
+        <w:ind w:hanging="0" w:start="0"/>
+        <w:outlineLvl w:val="2"/>
+        <w:rPr>
+          <w:rFonts w:ascii="Times New Roman" w:hAnsi="Times New Roman" w:eastAsia="Times New Roman" w:cs="Times New Roman"/>
+          <w:b/>
+          <w:bCs/>
+          <w:sz w:val="27"/>
+          <w:szCs w:val="27"/>
+        </w:rPr>
+      </w:pPr>
+      <w:bookmarkStart w:id="58" w:name="__RefHeading___Toc2823_592102855"/>
+      <w:bookmarkEnd w:id="58"/>
+      <w:r>
+        <w:rPr>
+          <w:rFonts w:eastAsia="Times New Roman" w:cs="Times New Roman" w:ascii="Times New Roman" w:hAnsi="Times New Roman"/>
+          <w:b/>
+          <w:bCs/>
+          <w:sz w:val="27"/>
+          <w:szCs w:val="27"/>
+        </w:rPr>
+        <w:t>Fig 5: Certificate Testing Results</w:t>
+      </w:r>
+    </w:p>
+    <w:p>
+      <w:pPr>
+        <w:pStyle w:val="Normal"/>
+        <w:spacing w:lineRule="auto" w:line="240" w:before="0" w:after="0"/>
+        <w:rPr>
+          <w:rFonts w:ascii="Times New Roman" w:hAnsi="Times New Roman" w:eastAsia="Times New Roman" w:cs="Times New Roman"/>
+          <w:sz w:val="24"/>
+          <w:szCs w:val="24"/>
+        </w:rPr>
+      </w:pPr>
+      <w:r>
+        <w:rPr>
+          <w:rFonts w:eastAsia="Times New Roman" w:cs="Times New Roman" w:ascii="Times New Roman" w:hAnsi="Times New Roman"/>
+          <w:sz w:val="24"/>
+          <w:szCs w:val="24"/>
+        </w:rPr>
+      </w:r>
+    </w:p>
+    <w:p>
+      <w:pPr>
+        <w:pStyle w:val="Normal"/>
+        <w:numPr>
+          <w:ilvl w:val="0"/>
+          <w:numId w:val="0"/>
+        </w:numPr>
+        <w:spacing w:lineRule="auto" w:line="240" w:before="280" w:after="280"/>
+        <w:ind w:hanging="0" w:start="0"/>
+        <w:outlineLvl w:val="1"/>
+        <w:rPr>
+          <w:rFonts w:ascii="Times New Roman" w:hAnsi="Times New Roman" w:eastAsia="Times New Roman" w:cs="Times New Roman"/>
+          <w:b/>
+          <w:bCs/>
+          <w:sz w:val="36"/>
+          <w:szCs w:val="36"/>
+        </w:rPr>
+      </w:pPr>
+      <w:bookmarkStart w:id="59" w:name="__RefHeading___Toc2825_592102855"/>
+      <w:bookmarkEnd w:id="59"/>
+      <w:r>
+        <w:rPr>
+          <w:rFonts w:eastAsia="Times New Roman" w:cs="Times New Roman" w:ascii="Times New Roman" w:hAnsi="Times New Roman"/>
+          <w:b/>
+          <w:bCs/>
+          <w:sz w:val="36"/>
+          <w:szCs w:val="36"/>
+        </w:rPr>
+        <w:t>Student Reflection</w:t>
+      </w:r>
+    </w:p>
+    <w:p>
+      <w:pPr>
+        <w:pStyle w:val="Normal"/>
+        <w:numPr>
+          <w:ilvl w:val="0"/>
+          <w:numId w:val="0"/>
+        </w:numPr>
+        <w:spacing w:lineRule="auto" w:line="240" w:before="280" w:after="280"/>
+        <w:ind w:hanging="0" w:start="0"/>
+        <w:outlineLvl w:val="1"/>
+        <w:rPr>
+          <w:rFonts w:ascii="Times New Roman" w:hAnsi="Times New Roman" w:eastAsia="Times New Roman" w:cs="Times New Roman"/>
+          <w:b w:val="false"/>
+          <w:bCs w:val="false"/>
+          <w:sz w:val="24"/>
+          <w:szCs w:val="24"/>
+        </w:rPr>
+      </w:pPr>
+      <w:r>
+        <w:rPr>
+          <w:rFonts w:eastAsia="Times New Roman" w:cs="Times New Roman" w:ascii="Times New Roman" w:hAnsi="Times New Roman"/>
+          <w:b w:val="false"/>
+          <w:bCs w:val="false"/>
+          <w:sz w:val="24"/>
+          <w:szCs w:val="24"/>
+        </w:rPr>
+        <w:t>Digital signatures guarantee a document hasn't been altered and confirm who sent it. The workflow signs with a private key and verifies with the matching public key — only the correct pair works. Certificate validation checks the issuer, validity period, and key binding. Real-world use cases include email signing, software distribution, and HTTPS certificates.</w:t>
+      </w:r>
+    </w:p>
     <w:sectPr>
       <w:type w:val="nextPage"/>
       <w:pgSz w:w="12240" w:h="15840"/>
@@ -9104,7 +10809,7 @@
     <w:pPr>
       <w:widowControl/>
       <w:suppressAutoHyphens w:val="true"/>
-      <w:overflowPunct w:val="true"/>
+      <w:overflowPunct w:val="false"/>
       <w:bidi w:val="0"/>
       <w:spacing w:lineRule="auto" w:line="259" w:before="0" w:after="160"/>
       <w:jc w:val="start"/>

--- a/BIT4138 active Logbook. (Copy).docx
+++ b/BIT4138 active Logbook. (Copy).docx
@@ -8683,7 +8683,7 @@
           <w:ilvl w:val="0"/>
           <w:numId w:val="0"/>
         </w:numPr>
-        <w:spacing w:lineRule="auto" w:line="240" w:before="280" w:after="280"/>
+        <w:spacing w:lineRule="auto" w:line="240" w:before="0" w:after="280"/>
         <w:ind w:hanging="0" w:start="0"/>
         <w:outlineLvl w:val="0"/>
         <w:rPr>
@@ -9864,7 +9864,7 @@
           <w:ilvl w:val="0"/>
           <w:numId w:val="0"/>
         </w:numPr>
-        <w:spacing w:lineRule="auto" w:line="240" w:before="280" w:after="280"/>
+        <w:spacing w:lineRule="auto" w:line="240" w:before="0" w:after="280"/>
         <w:ind w:hanging="0" w:start="0"/>
         <w:outlineLvl w:val="2"/>
         <w:rPr>
@@ -10347,6 +10347,1538 @@
         </w:rPr>
         <w:t>Digital signatures guarantee a document hasn't been altered and confirm who sent it. The workflow signs with a private key and verifies with the matching public key — only the correct pair works. Certificate validation checks the issuer, validity period, and key binding. Real-world use cases include email signing, software distribution, and HTTPS certificates.</w:t>
       </w:r>
+      <w:r>
+        <w:br w:type="page"/>
+      </w:r>
+    </w:p>
+    <w:p>
+      <w:pPr>
+        <w:pStyle w:val="Normal"/>
+        <w:numPr>
+          <w:ilvl w:val="0"/>
+          <w:numId w:val="0"/>
+        </w:numPr>
+        <w:spacing w:lineRule="auto" w:line="240" w:before="280" w:after="280"/>
+        <w:ind w:hanging="0" w:start="0"/>
+        <w:outlineLvl w:val="0"/>
+        <w:rPr>
+          <w:rFonts w:ascii="Times New Roman" w:hAnsi="Times New Roman" w:eastAsia="Times New Roman" w:cs="Times New Roman"/>
+          <w:b/>
+          <w:bCs/>
+          <w:kern w:val="2"/>
+          <w:sz w:val="48"/>
+          <w:szCs w:val="48"/>
+        </w:rPr>
+      </w:pPr>
+      <w:bookmarkStart w:id="60" w:name="__RefHeading___Toc2829_592102855"/>
+      <w:bookmarkEnd w:id="60"/>
+      <w:r>
+        <w:rPr>
+          <w:rFonts w:eastAsia="Times New Roman" w:cs="Times New Roman" w:ascii="Times New Roman" w:hAnsi="Times New Roman"/>
+          <w:b/>
+          <w:bCs/>
+          <w:kern w:val="2"/>
+          <w:sz w:val="48"/>
+          <w:szCs w:val="48"/>
+        </w:rPr>
+        <w:t>Week 8: Secure Communication Protocols</w:t>
+      </w:r>
+    </w:p>
+    <w:p>
+      <w:pPr>
+        <w:pStyle w:val="Normal"/>
+        <w:numPr>
+          <w:ilvl w:val="0"/>
+          <w:numId w:val="0"/>
+        </w:numPr>
+        <w:spacing w:lineRule="auto" w:line="240" w:before="280" w:after="280"/>
+        <w:ind w:hanging="0" w:start="0"/>
+        <w:outlineLvl w:val="1"/>
+        <w:rPr>
+          <w:rFonts w:ascii="Times New Roman" w:hAnsi="Times New Roman" w:eastAsia="Times New Roman" w:cs="Times New Roman"/>
+          <w:b/>
+          <w:bCs/>
+          <w:sz w:val="36"/>
+          <w:szCs w:val="36"/>
+        </w:rPr>
+      </w:pPr>
+      <w:bookmarkStart w:id="61" w:name="__RefHeading___Toc2831_592102855"/>
+      <w:bookmarkEnd w:id="61"/>
+      <w:r>
+        <w:rPr>
+          <w:rFonts w:eastAsia="Times New Roman" w:cs="Times New Roman" w:ascii="Times New Roman" w:hAnsi="Times New Roman"/>
+          <w:b/>
+          <w:bCs/>
+          <w:sz w:val="36"/>
+          <w:szCs w:val="36"/>
+        </w:rPr>
+        <w:t>Title</w:t>
+      </w:r>
+    </w:p>
+    <w:p>
+      <w:pPr>
+        <w:pStyle w:val="Normal"/>
+        <w:spacing w:lineRule="auto" w:line="240" w:before="280" w:after="280"/>
+        <w:rPr>
+          <w:rFonts w:ascii="Times New Roman" w:hAnsi="Times New Roman" w:eastAsia="Times New Roman" w:cs="Times New Roman"/>
+          <w:sz w:val="24"/>
+          <w:szCs w:val="24"/>
+        </w:rPr>
+      </w:pPr>
+      <w:r>
+        <w:rPr>
+          <w:rFonts w:eastAsia="Times New Roman" w:cs="Times New Roman" w:ascii="Times New Roman" w:hAnsi="Times New Roman"/>
+          <w:sz w:val="24"/>
+          <w:szCs w:val="24"/>
+        </w:rPr>
+        <w:t>Implementation and Analysis of Secure Communication Systems</w:t>
+      </w:r>
+    </w:p>
+    <w:p>
+      <w:pPr>
+        <w:pStyle w:val="Normal"/>
+        <w:numPr>
+          <w:ilvl w:val="0"/>
+          <w:numId w:val="0"/>
+        </w:numPr>
+        <w:spacing w:lineRule="auto" w:line="240" w:before="280" w:after="280"/>
+        <w:ind w:hanging="0" w:start="0"/>
+        <w:outlineLvl w:val="1"/>
+        <w:rPr>
+          <w:rFonts w:ascii="Times New Roman" w:hAnsi="Times New Roman" w:eastAsia="Times New Roman" w:cs="Times New Roman"/>
+          <w:b/>
+          <w:bCs/>
+          <w:sz w:val="36"/>
+          <w:szCs w:val="36"/>
+        </w:rPr>
+      </w:pPr>
+      <w:bookmarkStart w:id="62" w:name="__RefHeading___Toc2833_592102855"/>
+      <w:bookmarkEnd w:id="62"/>
+      <w:r>
+        <w:rPr>
+          <w:rFonts w:eastAsia="Times New Roman" w:cs="Times New Roman" w:ascii="Times New Roman" w:hAnsi="Times New Roman"/>
+          <w:b/>
+          <w:bCs/>
+          <w:sz w:val="36"/>
+          <w:szCs w:val="36"/>
+        </w:rPr>
+        <w:t>Required Evidence</w:t>
+      </w:r>
+    </w:p>
+    <w:p>
+      <w:pPr>
+        <w:pStyle w:val="Normal"/>
+        <w:numPr>
+          <w:ilvl w:val="0"/>
+          <w:numId w:val="0"/>
+        </w:numPr>
+        <w:spacing w:lineRule="auto" w:line="240" w:before="280" w:after="280"/>
+        <w:ind w:hanging="0" w:start="0"/>
+        <w:outlineLvl w:val="2"/>
+        <w:rPr>
+          <w:rFonts w:ascii="Times New Roman" w:hAnsi="Times New Roman" w:eastAsia="Times New Roman" w:cs="Times New Roman"/>
+          <w:b/>
+          <w:bCs/>
+          <w:sz w:val="27"/>
+          <w:szCs w:val="27"/>
+        </w:rPr>
+      </w:pPr>
+      <w:r>
+        <w:rPr>
+          <w:rFonts w:eastAsia="Times New Roman" w:cs="Times New Roman" w:ascii="Times New Roman" w:hAnsi="Times New Roman"/>
+          <w:b/>
+          <w:bCs/>
+          <w:sz w:val="27"/>
+          <w:szCs w:val="27"/>
+        </w:rPr>
+        <w:drawing>
+          <wp:anchor distT="0" distB="0" distL="0" distR="0" simplePos="0" relativeHeight="38" behindDoc="0" locked="0" layoutInCell="0" allowOverlap="1">
+            <wp:simplePos x="0" y="0"/>
+            <wp:positionH relativeFrom="column">
+              <wp:align>center</wp:align>
+            </wp:positionH>
+            <wp:positionV relativeFrom="paragraph">
+              <wp:posOffset>635</wp:posOffset>
+            </wp:positionV>
+            <wp:extent cx="4686300" cy="5810250"/>
+            <wp:effectExtent l="0" t="0" r="0" b="0"/>
+            <wp:wrapSquare wrapText="largest"/>
+            <wp:docPr id="37" name="Image37"/>
+            <wp:cNvGraphicFramePr>
+              <a:graphicFrameLocks xmlns:a="http://schemas.openxmlformats.org/drawingml/2006/main" noChangeAspect="1"/>
+            </wp:cNvGraphicFramePr>
+            <a:graphic xmlns:a="http://schemas.openxmlformats.org/drawingml/2006/main">
+              <a:graphicData uri="http://schemas.openxmlformats.org/drawingml/2006/picture">
+                <pic:pic xmlns:pic="http://schemas.openxmlformats.org/drawingml/2006/picture">
+                  <pic:nvPicPr>
+                    <pic:cNvPr id="37" name="Image37"/>
+                    <pic:cNvPicPr>
+                      <a:picLocks noChangeAspect="1" noChangeArrowheads="1"/>
+                    </pic:cNvPicPr>
+                  </pic:nvPicPr>
+                  <pic:blipFill>
+                    <a:blip r:embed="rId39"/>
+                    <a:stretch>
+                      <a:fillRect/>
+                    </a:stretch>
+                  </pic:blipFill>
+                  <pic:spPr bwMode="auto">
+                    <a:xfrm>
+                      <a:off x="0" y="0"/>
+                      <a:ext cx="4686300" cy="5810250"/>
+                    </a:xfrm>
+                    <a:prstGeom prst="rect">
+                      <a:avLst/>
+                    </a:prstGeom>
+                    <a:noFill/>
+                  </pic:spPr>
+                </pic:pic>
+              </a:graphicData>
+            </a:graphic>
+          </wp:anchor>
+        </w:drawing>
+      </w:r>
+    </w:p>
+    <w:p>
+      <w:pPr>
+        <w:pStyle w:val="Normal"/>
+        <w:numPr>
+          <w:ilvl w:val="0"/>
+          <w:numId w:val="0"/>
+        </w:numPr>
+        <w:spacing w:lineRule="auto" w:line="240" w:before="280" w:after="280"/>
+        <w:ind w:hanging="0" w:start="0"/>
+        <w:outlineLvl w:val="2"/>
+        <w:rPr>
+          <w:rFonts w:ascii="Times New Roman" w:hAnsi="Times New Roman" w:eastAsia="Times New Roman" w:cs="Times New Roman"/>
+          <w:b/>
+          <w:bCs/>
+          <w:sz w:val="27"/>
+          <w:szCs w:val="27"/>
+        </w:rPr>
+      </w:pPr>
+      <w:r>
+        <w:rPr>
+          <w:rFonts w:eastAsia="Times New Roman" w:cs="Times New Roman" w:ascii="Times New Roman" w:hAnsi="Times New Roman"/>
+          <w:b/>
+          <w:bCs/>
+          <w:sz w:val="27"/>
+          <w:szCs w:val="27"/>
+        </w:rPr>
+      </w:r>
+    </w:p>
+    <w:p>
+      <w:pPr>
+        <w:pStyle w:val="Normal"/>
+        <w:numPr>
+          <w:ilvl w:val="0"/>
+          <w:numId w:val="0"/>
+        </w:numPr>
+        <w:spacing w:lineRule="auto" w:line="240" w:before="280" w:after="280"/>
+        <w:ind w:hanging="0" w:start="0"/>
+        <w:outlineLvl w:val="2"/>
+        <w:rPr>
+          <w:rFonts w:ascii="Times New Roman" w:hAnsi="Times New Roman" w:eastAsia="Times New Roman" w:cs="Times New Roman"/>
+          <w:b/>
+          <w:bCs/>
+          <w:sz w:val="27"/>
+          <w:szCs w:val="27"/>
+        </w:rPr>
+      </w:pPr>
+      <w:r>
+        <w:rPr>
+          <w:rFonts w:eastAsia="Times New Roman" w:cs="Times New Roman" w:ascii="Times New Roman" w:hAnsi="Times New Roman"/>
+          <w:b/>
+          <w:bCs/>
+          <w:sz w:val="27"/>
+          <w:szCs w:val="27"/>
+        </w:rPr>
+      </w:r>
+    </w:p>
+    <w:p>
+      <w:pPr>
+        <w:pStyle w:val="Normal"/>
+        <w:numPr>
+          <w:ilvl w:val="0"/>
+          <w:numId w:val="0"/>
+        </w:numPr>
+        <w:spacing w:lineRule="auto" w:line="240" w:before="280" w:after="280"/>
+        <w:ind w:hanging="0" w:start="0"/>
+        <w:outlineLvl w:val="2"/>
+        <w:rPr>
+          <w:rFonts w:ascii="Times New Roman" w:hAnsi="Times New Roman" w:eastAsia="Times New Roman" w:cs="Times New Roman"/>
+          <w:b/>
+          <w:bCs/>
+          <w:sz w:val="27"/>
+          <w:szCs w:val="27"/>
+        </w:rPr>
+      </w:pPr>
+      <w:r>
+        <w:rPr>
+          <w:rFonts w:eastAsia="Times New Roman" w:cs="Times New Roman" w:ascii="Times New Roman" w:hAnsi="Times New Roman"/>
+          <w:b/>
+          <w:bCs/>
+          <w:sz w:val="27"/>
+          <w:szCs w:val="27"/>
+        </w:rPr>
+      </w:r>
+    </w:p>
+    <w:p>
+      <w:pPr>
+        <w:pStyle w:val="Normal"/>
+        <w:numPr>
+          <w:ilvl w:val="0"/>
+          <w:numId w:val="0"/>
+        </w:numPr>
+        <w:spacing w:lineRule="auto" w:line="240" w:before="280" w:after="280"/>
+        <w:ind w:hanging="0" w:start="0"/>
+        <w:outlineLvl w:val="2"/>
+        <w:rPr>
+          <w:rFonts w:ascii="Times New Roman" w:hAnsi="Times New Roman" w:eastAsia="Times New Roman" w:cs="Times New Roman"/>
+          <w:b/>
+          <w:bCs/>
+          <w:sz w:val="27"/>
+          <w:szCs w:val="27"/>
+        </w:rPr>
+      </w:pPr>
+      <w:r>
+        <w:rPr>
+          <w:rFonts w:eastAsia="Times New Roman" w:cs="Times New Roman" w:ascii="Times New Roman" w:hAnsi="Times New Roman"/>
+          <w:b/>
+          <w:bCs/>
+          <w:sz w:val="27"/>
+          <w:szCs w:val="27"/>
+        </w:rPr>
+      </w:r>
+    </w:p>
+    <w:p>
+      <w:pPr>
+        <w:pStyle w:val="Normal"/>
+        <w:numPr>
+          <w:ilvl w:val="0"/>
+          <w:numId w:val="0"/>
+        </w:numPr>
+        <w:spacing w:lineRule="auto" w:line="240" w:before="280" w:after="280"/>
+        <w:ind w:hanging="0" w:start="0"/>
+        <w:outlineLvl w:val="2"/>
+        <w:rPr>
+          <w:rFonts w:ascii="Times New Roman" w:hAnsi="Times New Roman" w:eastAsia="Times New Roman" w:cs="Times New Roman"/>
+          <w:b/>
+          <w:bCs/>
+          <w:sz w:val="27"/>
+          <w:szCs w:val="27"/>
+        </w:rPr>
+      </w:pPr>
+      <w:r>
+        <w:rPr>
+          <w:rFonts w:eastAsia="Times New Roman" w:cs="Times New Roman" w:ascii="Times New Roman" w:hAnsi="Times New Roman"/>
+          <w:b/>
+          <w:bCs/>
+          <w:sz w:val="27"/>
+          <w:szCs w:val="27"/>
+        </w:rPr>
+      </w:r>
+    </w:p>
+    <w:p>
+      <w:pPr>
+        <w:pStyle w:val="Normal"/>
+        <w:numPr>
+          <w:ilvl w:val="0"/>
+          <w:numId w:val="0"/>
+        </w:numPr>
+        <w:spacing w:lineRule="auto" w:line="240" w:before="280" w:after="280"/>
+        <w:ind w:hanging="0" w:start="0"/>
+        <w:outlineLvl w:val="2"/>
+        <w:rPr>
+          <w:rFonts w:ascii="Times New Roman" w:hAnsi="Times New Roman" w:eastAsia="Times New Roman" w:cs="Times New Roman"/>
+          <w:b/>
+          <w:bCs/>
+          <w:sz w:val="27"/>
+          <w:szCs w:val="27"/>
+        </w:rPr>
+      </w:pPr>
+      <w:r>
+        <w:rPr>
+          <w:rFonts w:eastAsia="Times New Roman" w:cs="Times New Roman" w:ascii="Times New Roman" w:hAnsi="Times New Roman"/>
+          <w:b/>
+          <w:bCs/>
+          <w:sz w:val="27"/>
+          <w:szCs w:val="27"/>
+        </w:rPr>
+      </w:r>
+    </w:p>
+    <w:p>
+      <w:pPr>
+        <w:pStyle w:val="Normal"/>
+        <w:numPr>
+          <w:ilvl w:val="0"/>
+          <w:numId w:val="0"/>
+        </w:numPr>
+        <w:spacing w:lineRule="auto" w:line="240" w:before="280" w:after="280"/>
+        <w:ind w:hanging="0" w:start="0"/>
+        <w:outlineLvl w:val="2"/>
+        <w:rPr>
+          <w:rFonts w:ascii="Times New Roman" w:hAnsi="Times New Roman" w:eastAsia="Times New Roman" w:cs="Times New Roman"/>
+          <w:b/>
+          <w:bCs/>
+          <w:sz w:val="27"/>
+          <w:szCs w:val="27"/>
+        </w:rPr>
+      </w:pPr>
+      <w:r>
+        <w:rPr>
+          <w:rFonts w:eastAsia="Times New Roman" w:cs="Times New Roman" w:ascii="Times New Roman" w:hAnsi="Times New Roman"/>
+          <w:b/>
+          <w:bCs/>
+          <w:sz w:val="27"/>
+          <w:szCs w:val="27"/>
+        </w:rPr>
+      </w:r>
+    </w:p>
+    <w:p>
+      <w:pPr>
+        <w:pStyle w:val="Normal"/>
+        <w:numPr>
+          <w:ilvl w:val="0"/>
+          <w:numId w:val="0"/>
+        </w:numPr>
+        <w:spacing w:lineRule="auto" w:line="240" w:before="280" w:after="280"/>
+        <w:ind w:hanging="0" w:start="0"/>
+        <w:outlineLvl w:val="2"/>
+        <w:rPr>
+          <w:rFonts w:ascii="Times New Roman" w:hAnsi="Times New Roman" w:eastAsia="Times New Roman" w:cs="Times New Roman"/>
+          <w:b/>
+          <w:bCs/>
+          <w:sz w:val="27"/>
+          <w:szCs w:val="27"/>
+        </w:rPr>
+      </w:pPr>
+      <w:r>
+        <w:rPr>
+          <w:rFonts w:eastAsia="Times New Roman" w:cs="Times New Roman" w:ascii="Times New Roman" w:hAnsi="Times New Roman"/>
+          <w:b/>
+          <w:bCs/>
+          <w:sz w:val="27"/>
+          <w:szCs w:val="27"/>
+        </w:rPr>
+      </w:r>
+    </w:p>
+    <w:p>
+      <w:pPr>
+        <w:pStyle w:val="Normal"/>
+        <w:numPr>
+          <w:ilvl w:val="0"/>
+          <w:numId w:val="0"/>
+        </w:numPr>
+        <w:spacing w:lineRule="auto" w:line="240" w:before="280" w:after="280"/>
+        <w:ind w:hanging="0" w:start="0"/>
+        <w:outlineLvl w:val="2"/>
+        <w:rPr>
+          <w:rFonts w:ascii="Times New Roman" w:hAnsi="Times New Roman" w:eastAsia="Times New Roman" w:cs="Times New Roman"/>
+          <w:b/>
+          <w:bCs/>
+          <w:sz w:val="27"/>
+          <w:szCs w:val="27"/>
+        </w:rPr>
+      </w:pPr>
+      <w:r>
+        <w:rPr>
+          <w:rFonts w:eastAsia="Times New Roman" w:cs="Times New Roman" w:ascii="Times New Roman" w:hAnsi="Times New Roman"/>
+          <w:b/>
+          <w:bCs/>
+          <w:sz w:val="27"/>
+          <w:szCs w:val="27"/>
+        </w:rPr>
+      </w:r>
+    </w:p>
+    <w:p>
+      <w:pPr>
+        <w:pStyle w:val="Normal"/>
+        <w:numPr>
+          <w:ilvl w:val="0"/>
+          <w:numId w:val="0"/>
+        </w:numPr>
+        <w:spacing w:lineRule="auto" w:line="240" w:before="280" w:after="280"/>
+        <w:ind w:hanging="0" w:start="0"/>
+        <w:outlineLvl w:val="2"/>
+        <w:rPr>
+          <w:rFonts w:ascii="Times New Roman" w:hAnsi="Times New Roman" w:eastAsia="Times New Roman" w:cs="Times New Roman"/>
+          <w:b/>
+          <w:bCs/>
+          <w:sz w:val="27"/>
+          <w:szCs w:val="27"/>
+        </w:rPr>
+      </w:pPr>
+      <w:r>
+        <w:rPr>
+          <w:rFonts w:eastAsia="Times New Roman" w:cs="Times New Roman" w:ascii="Times New Roman" w:hAnsi="Times New Roman"/>
+          <w:b/>
+          <w:bCs/>
+          <w:sz w:val="27"/>
+          <w:szCs w:val="27"/>
+        </w:rPr>
+      </w:r>
+    </w:p>
+    <w:p>
+      <w:pPr>
+        <w:pStyle w:val="Normal"/>
+        <w:numPr>
+          <w:ilvl w:val="0"/>
+          <w:numId w:val="0"/>
+        </w:numPr>
+        <w:spacing w:lineRule="auto" w:line="240" w:before="280" w:after="280"/>
+        <w:ind w:hanging="0" w:start="0"/>
+        <w:outlineLvl w:val="2"/>
+        <w:rPr>
+          <w:rFonts w:ascii="Times New Roman" w:hAnsi="Times New Roman" w:eastAsia="Times New Roman" w:cs="Times New Roman"/>
+          <w:b/>
+          <w:bCs/>
+          <w:sz w:val="27"/>
+          <w:szCs w:val="27"/>
+        </w:rPr>
+      </w:pPr>
+      <w:r>
+        <w:rPr>
+          <w:rFonts w:eastAsia="Times New Roman" w:cs="Times New Roman" w:ascii="Times New Roman" w:hAnsi="Times New Roman"/>
+          <w:b/>
+          <w:bCs/>
+          <w:sz w:val="27"/>
+          <w:szCs w:val="27"/>
+        </w:rPr>
+      </w:r>
+    </w:p>
+    <w:p>
+      <w:pPr>
+        <w:pStyle w:val="Normal"/>
+        <w:numPr>
+          <w:ilvl w:val="0"/>
+          <w:numId w:val="0"/>
+        </w:numPr>
+        <w:spacing w:lineRule="auto" w:line="240" w:before="280" w:after="280"/>
+        <w:ind w:hanging="0" w:start="0"/>
+        <w:outlineLvl w:val="2"/>
+        <w:rPr>
+          <w:rFonts w:ascii="Times New Roman" w:hAnsi="Times New Roman" w:eastAsia="Times New Roman" w:cs="Times New Roman"/>
+          <w:b/>
+          <w:bCs/>
+          <w:sz w:val="27"/>
+          <w:szCs w:val="27"/>
+        </w:rPr>
+      </w:pPr>
+      <w:r>
+        <w:rPr>
+          <w:rFonts w:eastAsia="Times New Roman" w:cs="Times New Roman" w:ascii="Times New Roman" w:hAnsi="Times New Roman"/>
+          <w:b/>
+          <w:bCs/>
+          <w:sz w:val="27"/>
+          <w:szCs w:val="27"/>
+        </w:rPr>
+      </w:r>
+    </w:p>
+    <w:p>
+      <w:pPr>
+        <w:pStyle w:val="Normal"/>
+        <w:numPr>
+          <w:ilvl w:val="0"/>
+          <w:numId w:val="0"/>
+        </w:numPr>
+        <w:spacing w:lineRule="auto" w:line="240" w:before="280" w:after="280"/>
+        <w:ind w:hanging="0" w:start="0"/>
+        <w:outlineLvl w:val="2"/>
+        <w:rPr>
+          <w:rFonts w:ascii="Times New Roman" w:hAnsi="Times New Roman" w:eastAsia="Times New Roman" w:cs="Times New Roman"/>
+          <w:b/>
+          <w:bCs/>
+          <w:sz w:val="27"/>
+          <w:szCs w:val="27"/>
+        </w:rPr>
+      </w:pPr>
+      <w:r>
+        <w:rPr>
+          <w:rFonts w:eastAsia="Times New Roman" w:cs="Times New Roman" w:ascii="Times New Roman" w:hAnsi="Times New Roman"/>
+          <w:b/>
+          <w:bCs/>
+          <w:sz w:val="27"/>
+          <w:szCs w:val="27"/>
+        </w:rPr>
+      </w:r>
+    </w:p>
+    <w:p>
+      <w:pPr>
+        <w:pStyle w:val="Normal"/>
+        <w:numPr>
+          <w:ilvl w:val="0"/>
+          <w:numId w:val="0"/>
+        </w:numPr>
+        <w:spacing w:lineRule="auto" w:line="240" w:before="280" w:after="280"/>
+        <w:ind w:hanging="0" w:start="0"/>
+        <w:outlineLvl w:val="2"/>
+        <w:rPr>
+          <w:rFonts w:ascii="Times New Roman" w:hAnsi="Times New Roman" w:eastAsia="Times New Roman" w:cs="Times New Roman"/>
+          <w:b/>
+          <w:bCs/>
+          <w:sz w:val="27"/>
+          <w:szCs w:val="27"/>
+        </w:rPr>
+      </w:pPr>
+      <w:r>
+        <w:rPr>
+          <w:rFonts w:eastAsia="Times New Roman" w:cs="Times New Roman" w:ascii="Times New Roman" w:hAnsi="Times New Roman"/>
+          <w:b/>
+          <w:bCs/>
+          <w:sz w:val="27"/>
+          <w:szCs w:val="27"/>
+        </w:rPr>
+      </w:r>
+    </w:p>
+    <w:p>
+      <w:pPr>
+        <w:pStyle w:val="Normal"/>
+        <w:numPr>
+          <w:ilvl w:val="0"/>
+          <w:numId w:val="0"/>
+        </w:numPr>
+        <w:spacing w:lineRule="auto" w:line="240" w:before="280" w:after="280"/>
+        <w:ind w:hanging="0" w:start="0"/>
+        <w:outlineLvl w:val="2"/>
+        <w:rPr>
+          <w:rFonts w:ascii="Times New Roman" w:hAnsi="Times New Roman" w:eastAsia="Times New Roman" w:cs="Times New Roman"/>
+          <w:b/>
+          <w:bCs/>
+          <w:sz w:val="27"/>
+          <w:szCs w:val="27"/>
+        </w:rPr>
+      </w:pPr>
+      <w:r>
+        <w:rPr>
+          <w:rFonts w:eastAsia="Times New Roman" w:cs="Times New Roman" w:ascii="Times New Roman" w:hAnsi="Times New Roman"/>
+          <w:b/>
+          <w:bCs/>
+          <w:sz w:val="27"/>
+          <w:szCs w:val="27"/>
+        </w:rPr>
+      </w:r>
+    </w:p>
+    <w:p>
+      <w:pPr>
+        <w:pStyle w:val="Normal"/>
+        <w:numPr>
+          <w:ilvl w:val="0"/>
+          <w:numId w:val="0"/>
+        </w:numPr>
+        <w:spacing w:lineRule="auto" w:line="240" w:before="280" w:after="280"/>
+        <w:ind w:hanging="0" w:start="0"/>
+        <w:outlineLvl w:val="2"/>
+        <w:rPr>
+          <w:rFonts w:ascii="Times New Roman" w:hAnsi="Times New Roman" w:eastAsia="Times New Roman" w:cs="Times New Roman"/>
+          <w:b/>
+          <w:bCs/>
+          <w:sz w:val="27"/>
+          <w:szCs w:val="27"/>
+        </w:rPr>
+      </w:pPr>
+      <w:bookmarkStart w:id="63" w:name="__RefHeading___Toc2835_592102855"/>
+      <w:bookmarkEnd w:id="63"/>
+      <w:r>
+        <w:rPr>
+          <w:rFonts w:eastAsia="Times New Roman" w:cs="Times New Roman" w:ascii="Times New Roman" w:hAnsi="Times New Roman"/>
+          <w:b/>
+          <w:bCs/>
+          <w:sz w:val="27"/>
+          <w:szCs w:val="27"/>
+        </w:rPr>
+        <w:t>Fig 1: SSL/TLS Configuration</w:t>
+      </w:r>
+    </w:p>
+    <w:p>
+      <w:pPr>
+        <w:pStyle w:val="Normal"/>
+        <w:numPr>
+          <w:ilvl w:val="0"/>
+          <w:numId w:val="0"/>
+        </w:numPr>
+        <w:spacing w:lineRule="auto" w:line="240" w:before="280" w:after="280"/>
+        <w:ind w:hanging="0" w:start="0"/>
+        <w:outlineLvl w:val="2"/>
+        <w:rPr>
+          <w:rFonts w:ascii="Times New Roman" w:hAnsi="Times New Roman" w:eastAsia="Times New Roman" w:cs="Times New Roman"/>
+          <w:b/>
+          <w:bCs/>
+          <w:sz w:val="27"/>
+          <w:szCs w:val="27"/>
+        </w:rPr>
+      </w:pPr>
+      <w:r>
+        <w:rPr>
+          <w:rFonts w:eastAsia="Times New Roman" w:cs="Times New Roman" w:ascii="Times New Roman" w:hAnsi="Times New Roman"/>
+          <w:b/>
+          <w:bCs/>
+          <w:sz w:val="27"/>
+          <w:szCs w:val="27"/>
+        </w:rPr>
+        <w:drawing>
+          <wp:anchor distT="0" distB="0" distL="0" distR="0" simplePos="0" relativeHeight="39" behindDoc="0" locked="0" layoutInCell="0" allowOverlap="1">
+            <wp:simplePos x="0" y="0"/>
+            <wp:positionH relativeFrom="column">
+              <wp:align>center</wp:align>
+            </wp:positionH>
+            <wp:positionV relativeFrom="paragraph">
+              <wp:posOffset>635</wp:posOffset>
+            </wp:positionV>
+            <wp:extent cx="5257800" cy="5629275"/>
+            <wp:effectExtent l="0" t="0" r="0" b="0"/>
+            <wp:wrapSquare wrapText="largest"/>
+            <wp:docPr id="38" name="Image38"/>
+            <wp:cNvGraphicFramePr>
+              <a:graphicFrameLocks xmlns:a="http://schemas.openxmlformats.org/drawingml/2006/main" noChangeAspect="1"/>
+            </wp:cNvGraphicFramePr>
+            <a:graphic xmlns:a="http://schemas.openxmlformats.org/drawingml/2006/main">
+              <a:graphicData uri="http://schemas.openxmlformats.org/drawingml/2006/picture">
+                <pic:pic xmlns:pic="http://schemas.openxmlformats.org/drawingml/2006/picture">
+                  <pic:nvPicPr>
+                    <pic:cNvPr id="38" name="Image38"/>
+                    <pic:cNvPicPr>
+                      <a:picLocks noChangeAspect="1" noChangeArrowheads="1"/>
+                    </pic:cNvPicPr>
+                  </pic:nvPicPr>
+                  <pic:blipFill>
+                    <a:blip r:embed="rId40"/>
+                    <a:stretch>
+                      <a:fillRect/>
+                    </a:stretch>
+                  </pic:blipFill>
+                  <pic:spPr bwMode="auto">
+                    <a:xfrm>
+                      <a:off x="0" y="0"/>
+                      <a:ext cx="5257800" cy="5629275"/>
+                    </a:xfrm>
+                    <a:prstGeom prst="rect">
+                      <a:avLst/>
+                    </a:prstGeom>
+                    <a:noFill/>
+                  </pic:spPr>
+                </pic:pic>
+              </a:graphicData>
+            </a:graphic>
+          </wp:anchor>
+        </w:drawing>
+      </w:r>
+    </w:p>
+    <w:p>
+      <w:pPr>
+        <w:pStyle w:val="Normal"/>
+        <w:numPr>
+          <w:ilvl w:val="0"/>
+          <w:numId w:val="0"/>
+        </w:numPr>
+        <w:spacing w:lineRule="auto" w:line="240" w:before="280" w:after="280"/>
+        <w:ind w:hanging="0" w:start="0"/>
+        <w:outlineLvl w:val="2"/>
+        <w:rPr>
+          <w:rFonts w:ascii="Times New Roman" w:hAnsi="Times New Roman" w:eastAsia="Times New Roman" w:cs="Times New Roman"/>
+          <w:b/>
+          <w:bCs/>
+          <w:sz w:val="27"/>
+          <w:szCs w:val="27"/>
+        </w:rPr>
+      </w:pPr>
+      <w:r>
+        <w:rPr>
+          <w:rFonts w:eastAsia="Times New Roman" w:cs="Times New Roman" w:ascii="Times New Roman" w:hAnsi="Times New Roman"/>
+          <w:b/>
+          <w:bCs/>
+          <w:sz w:val="27"/>
+          <w:szCs w:val="27"/>
+        </w:rPr>
+      </w:r>
+    </w:p>
+    <w:p>
+      <w:pPr>
+        <w:pStyle w:val="Normal"/>
+        <w:numPr>
+          <w:ilvl w:val="0"/>
+          <w:numId w:val="0"/>
+        </w:numPr>
+        <w:spacing w:lineRule="auto" w:line="240" w:before="280" w:after="280"/>
+        <w:ind w:hanging="0" w:start="0"/>
+        <w:outlineLvl w:val="2"/>
+        <w:rPr>
+          <w:rFonts w:ascii="Times New Roman" w:hAnsi="Times New Roman" w:eastAsia="Times New Roman" w:cs="Times New Roman"/>
+          <w:b/>
+          <w:bCs/>
+          <w:sz w:val="27"/>
+          <w:szCs w:val="27"/>
+        </w:rPr>
+      </w:pPr>
+      <w:r>
+        <w:rPr>
+          <w:rFonts w:eastAsia="Times New Roman" w:cs="Times New Roman" w:ascii="Times New Roman" w:hAnsi="Times New Roman"/>
+          <w:b/>
+          <w:bCs/>
+          <w:sz w:val="27"/>
+          <w:szCs w:val="27"/>
+        </w:rPr>
+      </w:r>
+    </w:p>
+    <w:p>
+      <w:pPr>
+        <w:pStyle w:val="Normal"/>
+        <w:numPr>
+          <w:ilvl w:val="0"/>
+          <w:numId w:val="0"/>
+        </w:numPr>
+        <w:spacing w:lineRule="auto" w:line="240" w:before="280" w:after="280"/>
+        <w:ind w:hanging="0" w:start="0"/>
+        <w:outlineLvl w:val="2"/>
+        <w:rPr>
+          <w:rFonts w:ascii="Times New Roman" w:hAnsi="Times New Roman" w:eastAsia="Times New Roman" w:cs="Times New Roman"/>
+          <w:b/>
+          <w:bCs/>
+          <w:sz w:val="27"/>
+          <w:szCs w:val="27"/>
+        </w:rPr>
+      </w:pPr>
+      <w:r>
+        <w:rPr>
+          <w:rFonts w:eastAsia="Times New Roman" w:cs="Times New Roman" w:ascii="Times New Roman" w:hAnsi="Times New Roman"/>
+          <w:b/>
+          <w:bCs/>
+          <w:sz w:val="27"/>
+          <w:szCs w:val="27"/>
+        </w:rPr>
+      </w:r>
+    </w:p>
+    <w:p>
+      <w:pPr>
+        <w:pStyle w:val="Normal"/>
+        <w:numPr>
+          <w:ilvl w:val="0"/>
+          <w:numId w:val="0"/>
+        </w:numPr>
+        <w:spacing w:lineRule="auto" w:line="240" w:before="280" w:after="280"/>
+        <w:ind w:hanging="0" w:start="0"/>
+        <w:outlineLvl w:val="2"/>
+        <w:rPr>
+          <w:rFonts w:ascii="Times New Roman" w:hAnsi="Times New Roman" w:eastAsia="Times New Roman" w:cs="Times New Roman"/>
+          <w:b/>
+          <w:bCs/>
+          <w:sz w:val="27"/>
+          <w:szCs w:val="27"/>
+        </w:rPr>
+      </w:pPr>
+      <w:r>
+        <w:rPr>
+          <w:rFonts w:eastAsia="Times New Roman" w:cs="Times New Roman" w:ascii="Times New Roman" w:hAnsi="Times New Roman"/>
+          <w:b/>
+          <w:bCs/>
+          <w:sz w:val="27"/>
+          <w:szCs w:val="27"/>
+        </w:rPr>
+      </w:r>
+    </w:p>
+    <w:p>
+      <w:pPr>
+        <w:pStyle w:val="Normal"/>
+        <w:numPr>
+          <w:ilvl w:val="0"/>
+          <w:numId w:val="0"/>
+        </w:numPr>
+        <w:spacing w:lineRule="auto" w:line="240" w:before="280" w:after="280"/>
+        <w:ind w:hanging="0" w:start="0"/>
+        <w:outlineLvl w:val="2"/>
+        <w:rPr>
+          <w:rFonts w:ascii="Times New Roman" w:hAnsi="Times New Roman" w:eastAsia="Times New Roman" w:cs="Times New Roman"/>
+          <w:b/>
+          <w:bCs/>
+          <w:sz w:val="27"/>
+          <w:szCs w:val="27"/>
+        </w:rPr>
+      </w:pPr>
+      <w:r>
+        <w:rPr>
+          <w:rFonts w:eastAsia="Times New Roman" w:cs="Times New Roman" w:ascii="Times New Roman" w:hAnsi="Times New Roman"/>
+          <w:b/>
+          <w:bCs/>
+          <w:sz w:val="27"/>
+          <w:szCs w:val="27"/>
+        </w:rPr>
+      </w:r>
+    </w:p>
+    <w:p>
+      <w:pPr>
+        <w:pStyle w:val="Normal"/>
+        <w:numPr>
+          <w:ilvl w:val="0"/>
+          <w:numId w:val="0"/>
+        </w:numPr>
+        <w:spacing w:lineRule="auto" w:line="240" w:before="280" w:after="280"/>
+        <w:ind w:hanging="0" w:start="0"/>
+        <w:outlineLvl w:val="2"/>
+        <w:rPr>
+          <w:rFonts w:ascii="Times New Roman" w:hAnsi="Times New Roman" w:eastAsia="Times New Roman" w:cs="Times New Roman"/>
+          <w:b/>
+          <w:bCs/>
+          <w:sz w:val="27"/>
+          <w:szCs w:val="27"/>
+        </w:rPr>
+      </w:pPr>
+      <w:r>
+        <w:rPr>
+          <w:rFonts w:eastAsia="Times New Roman" w:cs="Times New Roman" w:ascii="Times New Roman" w:hAnsi="Times New Roman"/>
+          <w:b/>
+          <w:bCs/>
+          <w:sz w:val="27"/>
+          <w:szCs w:val="27"/>
+        </w:rPr>
+      </w:r>
+    </w:p>
+    <w:p>
+      <w:pPr>
+        <w:pStyle w:val="Normal"/>
+        <w:numPr>
+          <w:ilvl w:val="0"/>
+          <w:numId w:val="0"/>
+        </w:numPr>
+        <w:spacing w:lineRule="auto" w:line="240" w:before="280" w:after="280"/>
+        <w:ind w:hanging="0" w:start="0"/>
+        <w:outlineLvl w:val="2"/>
+        <w:rPr>
+          <w:rFonts w:ascii="Times New Roman" w:hAnsi="Times New Roman" w:eastAsia="Times New Roman" w:cs="Times New Roman"/>
+          <w:b/>
+          <w:bCs/>
+          <w:sz w:val="27"/>
+          <w:szCs w:val="27"/>
+        </w:rPr>
+      </w:pPr>
+      <w:r>
+        <w:rPr>
+          <w:rFonts w:eastAsia="Times New Roman" w:cs="Times New Roman" w:ascii="Times New Roman" w:hAnsi="Times New Roman"/>
+          <w:b/>
+          <w:bCs/>
+          <w:sz w:val="27"/>
+          <w:szCs w:val="27"/>
+        </w:rPr>
+      </w:r>
+    </w:p>
+    <w:p>
+      <w:pPr>
+        <w:pStyle w:val="Normal"/>
+        <w:numPr>
+          <w:ilvl w:val="0"/>
+          <w:numId w:val="0"/>
+        </w:numPr>
+        <w:spacing w:lineRule="auto" w:line="240" w:before="280" w:after="280"/>
+        <w:ind w:hanging="0" w:start="0"/>
+        <w:outlineLvl w:val="2"/>
+        <w:rPr>
+          <w:rFonts w:ascii="Times New Roman" w:hAnsi="Times New Roman" w:eastAsia="Times New Roman" w:cs="Times New Roman"/>
+          <w:b/>
+          <w:bCs/>
+          <w:sz w:val="27"/>
+          <w:szCs w:val="27"/>
+        </w:rPr>
+      </w:pPr>
+      <w:r>
+        <w:rPr>
+          <w:rFonts w:eastAsia="Times New Roman" w:cs="Times New Roman" w:ascii="Times New Roman" w:hAnsi="Times New Roman"/>
+          <w:b/>
+          <w:bCs/>
+          <w:sz w:val="27"/>
+          <w:szCs w:val="27"/>
+        </w:rPr>
+      </w:r>
+    </w:p>
+    <w:p>
+      <w:pPr>
+        <w:pStyle w:val="Normal"/>
+        <w:numPr>
+          <w:ilvl w:val="0"/>
+          <w:numId w:val="0"/>
+        </w:numPr>
+        <w:spacing w:lineRule="auto" w:line="240" w:before="280" w:after="280"/>
+        <w:ind w:hanging="0" w:start="0"/>
+        <w:outlineLvl w:val="2"/>
+        <w:rPr>
+          <w:rFonts w:ascii="Times New Roman" w:hAnsi="Times New Roman" w:eastAsia="Times New Roman" w:cs="Times New Roman"/>
+          <w:b/>
+          <w:bCs/>
+          <w:sz w:val="27"/>
+          <w:szCs w:val="27"/>
+        </w:rPr>
+      </w:pPr>
+      <w:r>
+        <w:rPr>
+          <w:rFonts w:eastAsia="Times New Roman" w:cs="Times New Roman" w:ascii="Times New Roman" w:hAnsi="Times New Roman"/>
+          <w:b/>
+          <w:bCs/>
+          <w:sz w:val="27"/>
+          <w:szCs w:val="27"/>
+        </w:rPr>
+      </w:r>
+    </w:p>
+    <w:p>
+      <w:pPr>
+        <w:pStyle w:val="Normal"/>
+        <w:numPr>
+          <w:ilvl w:val="0"/>
+          <w:numId w:val="0"/>
+        </w:numPr>
+        <w:spacing w:lineRule="auto" w:line="240" w:before="280" w:after="280"/>
+        <w:ind w:hanging="0" w:start="0"/>
+        <w:outlineLvl w:val="2"/>
+        <w:rPr>
+          <w:rFonts w:ascii="Times New Roman" w:hAnsi="Times New Roman" w:eastAsia="Times New Roman" w:cs="Times New Roman"/>
+          <w:b/>
+          <w:bCs/>
+          <w:sz w:val="27"/>
+          <w:szCs w:val="27"/>
+        </w:rPr>
+      </w:pPr>
+      <w:r>
+        <w:rPr>
+          <w:rFonts w:eastAsia="Times New Roman" w:cs="Times New Roman" w:ascii="Times New Roman" w:hAnsi="Times New Roman"/>
+          <w:b/>
+          <w:bCs/>
+          <w:sz w:val="27"/>
+          <w:szCs w:val="27"/>
+        </w:rPr>
+      </w:r>
+    </w:p>
+    <w:p>
+      <w:pPr>
+        <w:pStyle w:val="Normal"/>
+        <w:numPr>
+          <w:ilvl w:val="0"/>
+          <w:numId w:val="0"/>
+        </w:numPr>
+        <w:spacing w:lineRule="auto" w:line="240" w:before="280" w:after="280"/>
+        <w:ind w:hanging="0" w:start="0"/>
+        <w:outlineLvl w:val="2"/>
+        <w:rPr>
+          <w:rFonts w:ascii="Times New Roman" w:hAnsi="Times New Roman" w:eastAsia="Times New Roman" w:cs="Times New Roman"/>
+          <w:b/>
+          <w:bCs/>
+          <w:sz w:val="27"/>
+          <w:szCs w:val="27"/>
+        </w:rPr>
+      </w:pPr>
+      <w:r>
+        <w:rPr>
+          <w:rFonts w:eastAsia="Times New Roman" w:cs="Times New Roman" w:ascii="Times New Roman" w:hAnsi="Times New Roman"/>
+          <w:b/>
+          <w:bCs/>
+          <w:sz w:val="27"/>
+          <w:szCs w:val="27"/>
+        </w:rPr>
+      </w:r>
+    </w:p>
+    <w:p>
+      <w:pPr>
+        <w:pStyle w:val="Normal"/>
+        <w:numPr>
+          <w:ilvl w:val="0"/>
+          <w:numId w:val="0"/>
+        </w:numPr>
+        <w:spacing w:lineRule="auto" w:line="240" w:before="280" w:after="280"/>
+        <w:ind w:hanging="0" w:start="0"/>
+        <w:outlineLvl w:val="2"/>
+        <w:rPr>
+          <w:rFonts w:ascii="Times New Roman" w:hAnsi="Times New Roman" w:eastAsia="Times New Roman" w:cs="Times New Roman"/>
+          <w:b/>
+          <w:bCs/>
+          <w:sz w:val="27"/>
+          <w:szCs w:val="27"/>
+        </w:rPr>
+      </w:pPr>
+      <w:r>
+        <w:rPr>
+          <w:rFonts w:eastAsia="Times New Roman" w:cs="Times New Roman" w:ascii="Times New Roman" w:hAnsi="Times New Roman"/>
+          <w:b/>
+          <w:bCs/>
+          <w:sz w:val="27"/>
+          <w:szCs w:val="27"/>
+        </w:rPr>
+      </w:r>
+    </w:p>
+    <w:p>
+      <w:pPr>
+        <w:pStyle w:val="Normal"/>
+        <w:numPr>
+          <w:ilvl w:val="0"/>
+          <w:numId w:val="0"/>
+        </w:numPr>
+        <w:spacing w:lineRule="auto" w:line="240" w:before="280" w:after="280"/>
+        <w:ind w:hanging="0" w:start="0"/>
+        <w:outlineLvl w:val="2"/>
+        <w:rPr>
+          <w:rFonts w:ascii="Times New Roman" w:hAnsi="Times New Roman" w:eastAsia="Times New Roman" w:cs="Times New Roman"/>
+          <w:b/>
+          <w:bCs/>
+          <w:sz w:val="27"/>
+          <w:szCs w:val="27"/>
+        </w:rPr>
+      </w:pPr>
+      <w:r>
+        <w:rPr>
+          <w:rFonts w:eastAsia="Times New Roman" w:cs="Times New Roman" w:ascii="Times New Roman" w:hAnsi="Times New Roman"/>
+          <w:b/>
+          <w:bCs/>
+          <w:sz w:val="27"/>
+          <w:szCs w:val="27"/>
+        </w:rPr>
+      </w:r>
+    </w:p>
+    <w:p>
+      <w:pPr>
+        <w:pStyle w:val="Normal"/>
+        <w:numPr>
+          <w:ilvl w:val="0"/>
+          <w:numId w:val="0"/>
+        </w:numPr>
+        <w:spacing w:lineRule="auto" w:line="240" w:before="280" w:after="280"/>
+        <w:ind w:hanging="0" w:start="0"/>
+        <w:outlineLvl w:val="2"/>
+        <w:rPr>
+          <w:rFonts w:ascii="Times New Roman" w:hAnsi="Times New Roman" w:eastAsia="Times New Roman" w:cs="Times New Roman"/>
+          <w:b/>
+          <w:bCs/>
+          <w:sz w:val="27"/>
+          <w:szCs w:val="27"/>
+        </w:rPr>
+      </w:pPr>
+      <w:r>
+        <w:rPr>
+          <w:rFonts w:eastAsia="Times New Roman" w:cs="Times New Roman" w:ascii="Times New Roman" w:hAnsi="Times New Roman"/>
+          <w:b/>
+          <w:bCs/>
+          <w:sz w:val="27"/>
+          <w:szCs w:val="27"/>
+        </w:rPr>
+      </w:r>
+    </w:p>
+    <w:p>
+      <w:pPr>
+        <w:pStyle w:val="Normal"/>
+        <w:numPr>
+          <w:ilvl w:val="0"/>
+          <w:numId w:val="0"/>
+        </w:numPr>
+        <w:spacing w:lineRule="auto" w:line="240" w:before="280" w:after="280"/>
+        <w:ind w:hanging="0" w:start="0"/>
+        <w:outlineLvl w:val="2"/>
+        <w:rPr>
+          <w:rFonts w:ascii="Times New Roman" w:hAnsi="Times New Roman" w:eastAsia="Times New Roman" w:cs="Times New Roman"/>
+          <w:b/>
+          <w:bCs/>
+          <w:sz w:val="27"/>
+          <w:szCs w:val="27"/>
+        </w:rPr>
+      </w:pPr>
+      <w:bookmarkStart w:id="64" w:name="__RefHeading___Toc2837_592102855"/>
+      <w:bookmarkEnd w:id="64"/>
+      <w:r>
+        <w:rPr>
+          <w:rFonts w:eastAsia="Times New Roman" w:cs="Times New Roman" w:ascii="Times New Roman" w:hAnsi="Times New Roman"/>
+          <w:b/>
+          <w:bCs/>
+          <w:sz w:val="27"/>
+          <w:szCs w:val="27"/>
+        </w:rPr>
+        <w:t>Fig 2: Secure HTTPS Communication Test</w:t>
+      </w:r>
+    </w:p>
+    <w:p>
+      <w:pPr>
+        <w:pStyle w:val="Normal"/>
+        <w:numPr>
+          <w:ilvl w:val="0"/>
+          <w:numId w:val="0"/>
+        </w:numPr>
+        <w:spacing w:lineRule="auto" w:line="240" w:before="280" w:after="280"/>
+        <w:ind w:hanging="0" w:start="0"/>
+        <w:outlineLvl w:val="2"/>
+        <w:rPr>
+          <w:rFonts w:ascii="Times New Roman" w:hAnsi="Times New Roman" w:eastAsia="Times New Roman" w:cs="Times New Roman"/>
+          <w:b/>
+          <w:bCs/>
+          <w:sz w:val="27"/>
+          <w:szCs w:val="27"/>
+        </w:rPr>
+      </w:pPr>
+      <w:r>
+        <w:rPr>
+          <w:rFonts w:eastAsia="Times New Roman" w:cs="Times New Roman" w:ascii="Times New Roman" w:hAnsi="Times New Roman"/>
+          <w:b/>
+          <w:bCs/>
+          <w:sz w:val="27"/>
+          <w:szCs w:val="27"/>
+        </w:rPr>
+        <w:drawing>
+          <wp:anchor distT="0" distB="0" distL="0" distR="0" simplePos="0" relativeHeight="40" behindDoc="0" locked="0" layoutInCell="0" allowOverlap="1">
+            <wp:simplePos x="0" y="0"/>
+            <wp:positionH relativeFrom="column">
+              <wp:align>center</wp:align>
+            </wp:positionH>
+            <wp:positionV relativeFrom="paragraph">
+              <wp:posOffset>635</wp:posOffset>
+            </wp:positionV>
+            <wp:extent cx="5943600" cy="5361305"/>
+            <wp:effectExtent l="0" t="0" r="0" b="0"/>
+            <wp:wrapSquare wrapText="largest"/>
+            <wp:docPr id="39" name="Image39"/>
+            <wp:cNvGraphicFramePr>
+              <a:graphicFrameLocks xmlns:a="http://schemas.openxmlformats.org/drawingml/2006/main" noChangeAspect="1"/>
+            </wp:cNvGraphicFramePr>
+            <a:graphic xmlns:a="http://schemas.openxmlformats.org/drawingml/2006/main">
+              <a:graphicData uri="http://schemas.openxmlformats.org/drawingml/2006/picture">
+                <pic:pic xmlns:pic="http://schemas.openxmlformats.org/drawingml/2006/picture">
+                  <pic:nvPicPr>
+                    <pic:cNvPr id="39" name="Image39"/>
+                    <pic:cNvPicPr>
+                      <a:picLocks noChangeAspect="1" noChangeArrowheads="1"/>
+                    </pic:cNvPicPr>
+                  </pic:nvPicPr>
+                  <pic:blipFill>
+                    <a:blip r:embed="rId41"/>
+                    <a:stretch>
+                      <a:fillRect/>
+                    </a:stretch>
+                  </pic:blipFill>
+                  <pic:spPr bwMode="auto">
+                    <a:xfrm>
+                      <a:off x="0" y="0"/>
+                      <a:ext cx="5943600" cy="5361305"/>
+                    </a:xfrm>
+                    <a:prstGeom prst="rect">
+                      <a:avLst/>
+                    </a:prstGeom>
+                    <a:noFill/>
+                  </pic:spPr>
+                </pic:pic>
+              </a:graphicData>
+            </a:graphic>
+          </wp:anchor>
+        </w:drawing>
+      </w:r>
+    </w:p>
+    <w:p>
+      <w:pPr>
+        <w:pStyle w:val="Normal"/>
+        <w:numPr>
+          <w:ilvl w:val="0"/>
+          <w:numId w:val="0"/>
+        </w:numPr>
+        <w:spacing w:lineRule="auto" w:line="240" w:before="280" w:after="280"/>
+        <w:ind w:hanging="0" w:start="0"/>
+        <w:outlineLvl w:val="2"/>
+        <w:rPr>
+          <w:rFonts w:ascii="Times New Roman" w:hAnsi="Times New Roman" w:eastAsia="Times New Roman" w:cs="Times New Roman"/>
+          <w:b/>
+          <w:bCs/>
+          <w:sz w:val="27"/>
+          <w:szCs w:val="27"/>
+        </w:rPr>
+      </w:pPr>
+      <w:bookmarkStart w:id="65" w:name="__RefHeading___Toc2839_592102855"/>
+      <w:bookmarkEnd w:id="65"/>
+      <w:r>
+        <w:rPr>
+          <w:rFonts w:eastAsia="Times New Roman" w:cs="Times New Roman" w:ascii="Times New Roman" w:hAnsi="Times New Roman"/>
+          <w:b/>
+          <w:bCs/>
+          <w:sz w:val="27"/>
+          <w:szCs w:val="27"/>
+        </w:rPr>
+        <w:t>Fig 3: Wireshark Traffic Capture</w:t>
+      </w:r>
+    </w:p>
+    <w:p>
+      <w:pPr>
+        <w:pStyle w:val="Normal"/>
+        <w:numPr>
+          <w:ilvl w:val="0"/>
+          <w:numId w:val="0"/>
+        </w:numPr>
+        <w:spacing w:lineRule="auto" w:line="240" w:before="280" w:after="280"/>
+        <w:ind w:hanging="0" w:start="0"/>
+        <w:outlineLvl w:val="2"/>
+        <w:rPr>
+          <w:rFonts w:ascii="Times New Roman" w:hAnsi="Times New Roman" w:eastAsia="Times New Roman" w:cs="Times New Roman"/>
+          <w:b/>
+          <w:bCs/>
+          <w:sz w:val="27"/>
+          <w:szCs w:val="27"/>
+        </w:rPr>
+      </w:pPr>
+      <w:r>
+        <w:rPr>
+          <w:rFonts w:eastAsia="Times New Roman" w:cs="Times New Roman" w:ascii="Times New Roman" w:hAnsi="Times New Roman"/>
+          <w:b/>
+          <w:bCs/>
+          <w:sz w:val="27"/>
+          <w:szCs w:val="27"/>
+        </w:rPr>
+        <w:drawing>
+          <wp:anchor distT="0" distB="0" distL="0" distR="0" simplePos="0" relativeHeight="41" behindDoc="0" locked="0" layoutInCell="0" allowOverlap="1">
+            <wp:simplePos x="0" y="0"/>
+            <wp:positionH relativeFrom="column">
+              <wp:align>center</wp:align>
+            </wp:positionH>
+            <wp:positionV relativeFrom="paragraph">
+              <wp:posOffset>635</wp:posOffset>
+            </wp:positionV>
+            <wp:extent cx="5943600" cy="3837940"/>
+            <wp:effectExtent l="0" t="0" r="0" b="0"/>
+            <wp:wrapSquare wrapText="largest"/>
+            <wp:docPr id="40" name="Image40"/>
+            <wp:cNvGraphicFramePr>
+              <a:graphicFrameLocks xmlns:a="http://schemas.openxmlformats.org/drawingml/2006/main" noChangeAspect="1"/>
+            </wp:cNvGraphicFramePr>
+            <a:graphic xmlns:a="http://schemas.openxmlformats.org/drawingml/2006/main">
+              <a:graphicData uri="http://schemas.openxmlformats.org/drawingml/2006/picture">
+                <pic:pic xmlns:pic="http://schemas.openxmlformats.org/drawingml/2006/picture">
+                  <pic:nvPicPr>
+                    <pic:cNvPr id="40" name="Image40"/>
+                    <pic:cNvPicPr>
+                      <a:picLocks noChangeAspect="1" noChangeArrowheads="1"/>
+                    </pic:cNvPicPr>
+                  </pic:nvPicPr>
+                  <pic:blipFill>
+                    <a:blip r:embed="rId42"/>
+                    <a:stretch>
+                      <a:fillRect/>
+                    </a:stretch>
+                  </pic:blipFill>
+                  <pic:spPr bwMode="auto">
+                    <a:xfrm>
+                      <a:off x="0" y="0"/>
+                      <a:ext cx="5943600" cy="3837940"/>
+                    </a:xfrm>
+                    <a:prstGeom prst="rect">
+                      <a:avLst/>
+                    </a:prstGeom>
+                    <a:noFill/>
+                  </pic:spPr>
+                </pic:pic>
+              </a:graphicData>
+            </a:graphic>
+          </wp:anchor>
+        </w:drawing>
+      </w:r>
+    </w:p>
+    <w:p>
+      <w:pPr>
+        <w:pStyle w:val="Normal"/>
+        <w:numPr>
+          <w:ilvl w:val="0"/>
+          <w:numId w:val="0"/>
+        </w:numPr>
+        <w:spacing w:lineRule="auto" w:line="240" w:before="280" w:after="280"/>
+        <w:ind w:hanging="0" w:start="0"/>
+        <w:outlineLvl w:val="2"/>
+        <w:rPr>
+          <w:rFonts w:ascii="Times New Roman" w:hAnsi="Times New Roman" w:eastAsia="Times New Roman" w:cs="Times New Roman"/>
+          <w:b/>
+          <w:bCs/>
+          <w:sz w:val="27"/>
+          <w:szCs w:val="27"/>
+        </w:rPr>
+      </w:pPr>
+      <w:bookmarkStart w:id="66" w:name="__RefHeading___Toc2841_592102855"/>
+      <w:bookmarkEnd w:id="66"/>
+      <w:r>
+        <w:rPr>
+          <w:rFonts w:eastAsia="Times New Roman" w:cs="Times New Roman" w:ascii="Times New Roman" w:hAnsi="Times New Roman"/>
+          <w:b/>
+          <w:bCs/>
+          <w:sz w:val="27"/>
+          <w:szCs w:val="27"/>
+        </w:rPr>
+        <w:t>Fig 4: Encrypted Data Transmission</w:t>
+      </w:r>
+    </w:p>
+    <w:p>
+      <w:pPr>
+        <w:pStyle w:val="Normal"/>
+        <w:numPr>
+          <w:ilvl w:val="0"/>
+          <w:numId w:val="0"/>
+        </w:numPr>
+        <w:spacing w:lineRule="auto" w:line="240" w:before="280" w:after="280"/>
+        <w:ind w:hanging="0" w:start="0"/>
+        <w:outlineLvl w:val="2"/>
+        <w:rPr>
+          <w:rFonts w:ascii="Times New Roman" w:hAnsi="Times New Roman" w:eastAsia="Times New Roman" w:cs="Times New Roman"/>
+          <w:b/>
+          <w:bCs/>
+          <w:sz w:val="27"/>
+          <w:szCs w:val="27"/>
+        </w:rPr>
+      </w:pPr>
+      <w:r>
+        <w:rPr>
+          <w:rFonts w:eastAsia="Times New Roman" w:cs="Times New Roman" w:ascii="Times New Roman" w:hAnsi="Times New Roman"/>
+          <w:b/>
+          <w:bCs/>
+          <w:sz w:val="27"/>
+          <w:szCs w:val="27"/>
+        </w:rPr>
+        <w:drawing>
+          <wp:anchor distT="0" distB="0" distL="0" distR="0" simplePos="0" relativeHeight="42" behindDoc="0" locked="0" layoutInCell="0" allowOverlap="1">
+            <wp:simplePos x="0" y="0"/>
+            <wp:positionH relativeFrom="column">
+              <wp:align>center</wp:align>
+            </wp:positionH>
+            <wp:positionV relativeFrom="paragraph">
+              <wp:posOffset>635</wp:posOffset>
+            </wp:positionV>
+            <wp:extent cx="5934075" cy="6191250"/>
+            <wp:effectExtent l="0" t="0" r="0" b="0"/>
+            <wp:wrapSquare wrapText="largest"/>
+            <wp:docPr id="41" name="Image41"/>
+            <wp:cNvGraphicFramePr>
+              <a:graphicFrameLocks xmlns:a="http://schemas.openxmlformats.org/drawingml/2006/main" noChangeAspect="1"/>
+            </wp:cNvGraphicFramePr>
+            <a:graphic xmlns:a="http://schemas.openxmlformats.org/drawingml/2006/main">
+              <a:graphicData uri="http://schemas.openxmlformats.org/drawingml/2006/picture">
+                <pic:pic xmlns:pic="http://schemas.openxmlformats.org/drawingml/2006/picture">
+                  <pic:nvPicPr>
+                    <pic:cNvPr id="41" name="Image41"/>
+                    <pic:cNvPicPr>
+                      <a:picLocks noChangeAspect="1" noChangeArrowheads="1"/>
+                    </pic:cNvPicPr>
+                  </pic:nvPicPr>
+                  <pic:blipFill>
+                    <a:blip r:embed="rId43"/>
+                    <a:stretch>
+                      <a:fillRect/>
+                    </a:stretch>
+                  </pic:blipFill>
+                  <pic:spPr bwMode="auto">
+                    <a:xfrm>
+                      <a:off x="0" y="0"/>
+                      <a:ext cx="5934075" cy="6191250"/>
+                    </a:xfrm>
+                    <a:prstGeom prst="rect">
+                      <a:avLst/>
+                    </a:prstGeom>
+                    <a:noFill/>
+                  </pic:spPr>
+                </pic:pic>
+              </a:graphicData>
+            </a:graphic>
+          </wp:anchor>
+        </w:drawing>
+      </w:r>
+    </w:p>
+    <w:p>
+      <w:pPr>
+        <w:pStyle w:val="Normal"/>
+        <w:numPr>
+          <w:ilvl w:val="0"/>
+          <w:numId w:val="0"/>
+        </w:numPr>
+        <w:spacing w:lineRule="auto" w:line="240" w:before="280" w:after="280"/>
+        <w:ind w:hanging="0" w:start="0"/>
+        <w:outlineLvl w:val="2"/>
+        <w:rPr>
+          <w:rFonts w:ascii="Times New Roman" w:hAnsi="Times New Roman" w:eastAsia="Times New Roman" w:cs="Times New Roman"/>
+          <w:b/>
+          <w:bCs/>
+          <w:sz w:val="27"/>
+          <w:szCs w:val="27"/>
+        </w:rPr>
+      </w:pPr>
+      <w:bookmarkStart w:id="67" w:name="__RefHeading___Toc2843_592102855"/>
+      <w:bookmarkEnd w:id="67"/>
+      <w:r>
+        <w:rPr>
+          <w:rFonts w:eastAsia="Times New Roman" w:cs="Times New Roman" w:ascii="Times New Roman" w:hAnsi="Times New Roman"/>
+          <w:b/>
+          <w:bCs/>
+          <w:sz w:val="27"/>
+          <w:szCs w:val="27"/>
+        </w:rPr>
+        <w:t>Fig 5: Protocol Security Analysis</w:t>
+      </w:r>
+    </w:p>
+    <w:p>
+      <w:pPr>
+        <w:pStyle w:val="Normal"/>
+        <w:spacing w:lineRule="auto" w:line="240" w:before="0" w:after="0"/>
+        <w:rPr>
+          <w:rFonts w:ascii="Times New Roman" w:hAnsi="Times New Roman" w:eastAsia="Times New Roman" w:cs="Times New Roman"/>
+          <w:sz w:val="24"/>
+          <w:szCs w:val="24"/>
+        </w:rPr>
+      </w:pPr>
+      <w:r>
+        <w:rPr>
+          <w:rFonts w:eastAsia="Times New Roman" w:cs="Times New Roman" w:ascii="Times New Roman" w:hAnsi="Times New Roman"/>
+          <w:sz w:val="24"/>
+          <w:szCs w:val="24"/>
+        </w:rPr>
+      </w:r>
+    </w:p>
+    <w:p>
+      <w:pPr>
+        <w:pStyle w:val="Normal"/>
+        <w:numPr>
+          <w:ilvl w:val="0"/>
+          <w:numId w:val="0"/>
+        </w:numPr>
+        <w:spacing w:lineRule="auto" w:line="240" w:before="280" w:after="280"/>
+        <w:ind w:hanging="0" w:start="0"/>
+        <w:outlineLvl w:val="1"/>
+        <w:rPr>
+          <w:rFonts w:ascii="Times New Roman" w:hAnsi="Times New Roman" w:eastAsia="Times New Roman" w:cs="Times New Roman"/>
+          <w:b/>
+          <w:bCs/>
+          <w:sz w:val="36"/>
+          <w:szCs w:val="36"/>
+        </w:rPr>
+      </w:pPr>
+      <w:bookmarkStart w:id="68" w:name="__RefHeading___Toc2845_592102855"/>
+      <w:bookmarkEnd w:id="68"/>
+      <w:r>
+        <w:rPr>
+          <w:rFonts w:eastAsia="Times New Roman" w:cs="Times New Roman" w:ascii="Times New Roman" w:hAnsi="Times New Roman"/>
+          <w:b/>
+          <w:bCs/>
+          <w:sz w:val="36"/>
+          <w:szCs w:val="36"/>
+        </w:rPr>
+        <w:t>Student Reflection</w:t>
+      </w:r>
+    </w:p>
+    <w:p>
+      <w:pPr>
+        <w:pStyle w:val="Normal"/>
+        <w:numPr>
+          <w:ilvl w:val="0"/>
+          <w:numId w:val="0"/>
+        </w:numPr>
+        <w:spacing w:lineRule="auto" w:line="240" w:before="280" w:after="280"/>
+        <w:ind w:hanging="0" w:start="0"/>
+        <w:outlineLvl w:val="1"/>
+        <w:rPr>
+          <w:rFonts w:ascii="Times New Roman" w:hAnsi="Times New Roman" w:eastAsia="Times New Roman" w:cs="Times New Roman"/>
+          <w:b w:val="false"/>
+          <w:bCs w:val="false"/>
+          <w:sz w:val="24"/>
+          <w:szCs w:val="24"/>
+        </w:rPr>
+      </w:pPr>
+      <w:r>
+        <w:rPr>
+          <w:rFonts w:eastAsia="Times New Roman" w:cs="Times New Roman" w:ascii="Times New Roman" w:hAnsi="Times New Roman"/>
+          <w:b w:val="false"/>
+          <w:bCs w:val="false"/>
+          <w:sz w:val="24"/>
+          <w:szCs w:val="24"/>
+        </w:rPr>
+        <w:t>SSL/TLS works by encrypting the channel before any data is sent, so even if traffic is intercepted, it's unreadable. The simulated Wireshark capture showed application data appearing as random bytes with only the length visible. The biggest challenge was certificate verification — without a trusted CA, the client rejects the connection by default.</w:t>
+      </w:r>
     </w:p>
     <w:sectPr>
       <w:type w:val="nextPage"/>
@@ -10809,7 +12341,7 @@
     <w:pPr>
       <w:widowControl/>
       <w:suppressAutoHyphens w:val="true"/>
-      <w:overflowPunct w:val="false"/>
+      <w:overflowPunct w:val="true"/>
       <w:bidi w:val="0"/>
       <w:spacing w:lineRule="auto" w:line="259" w:before="0" w:after="160"/>
       <w:jc w:val="start"/>
